--- a/Практическая работа 4.docx
+++ b/Практическая работа 4.docx
@@ -37,23 +37,24 @@
         </w:rPr>
         <w:t>.</w:t>
       </w:r>
+    </w:p>
+    <w:p>
+      <w:pPr>
+        <w:pStyle w:val="Heading3"/>
+        <w:spacing w:line="360" w:lineRule="auto"/>
+        <w:ind w:firstLine="709"/>
+        <w:jc w:val="both"/>
+        <w:rPr>
+          <w:rFonts w:ascii="Times New Roman" w:hAnsi="Times New Roman" w:cs="Times New Roman"/>
+          <w:b w:val="0"/>
+          <w:color w:val="0F1115"/>
+        </w:rPr>
+      </w:pPr>
       <w:bookmarkStart w:id="0" w:name="_GoBack"/>
-      <w:bookmarkEnd w:id="0"/>
-    </w:p>
-    <w:p>
-      <w:pPr>
-        <w:pStyle w:val="3"/>
-        <w:spacing w:line="360" w:lineRule="auto"/>
-        <w:ind w:firstLine="709"/>
-        <w:jc w:val="both"/>
-        <w:rPr>
-          <w:rFonts w:ascii="Times New Roman" w:hAnsi="Times New Roman" w:cs="Times New Roman"/>
-          <w:color w:val="0F1115"/>
-        </w:rPr>
-      </w:pPr>
-      <w:r>
-        <w:rPr>
-          <w:rFonts w:ascii="Times New Roman" w:hAnsi="Times New Roman" w:cs="Times New Roman"/>
+      <w:r>
+        <w:rPr>
+          <w:rFonts w:ascii="Times New Roman" w:hAnsi="Times New Roman" w:cs="Times New Roman"/>
+          <w:b w:val="0"/>
           <w:color w:val="0F1115"/>
         </w:rPr>
         <w:t>1. Изучение ролей в проекте внедрения ИС</w:t>
@@ -61,7 +62,7 @@
     </w:p>
     <w:p>
       <w:pPr>
-        <w:pStyle w:val="a1"/>
+        <w:pStyle w:val="BodyText"/>
         <w:numPr>
           <w:ilvl w:val="0"/>
           <w:numId w:val="2"/>
@@ -80,8 +81,9 @@
       </w:pPr>
       <w:r>
         <w:rPr>
-          <w:rStyle w:val="a6"/>
-          <w:rFonts w:ascii="Times New Roman" w:hAnsi="Times New Roman" w:cs="Times New Roman"/>
+          <w:rStyle w:val="Strong"/>
+          <w:rFonts w:ascii="Times New Roman" w:hAnsi="Times New Roman" w:cs="Times New Roman"/>
+          <w:b w:val="0"/>
           <w:color w:val="0F1115"/>
           <w:sz w:val="28"/>
           <w:szCs w:val="28"/>
@@ -100,7 +102,7 @@
     </w:p>
     <w:p>
       <w:pPr>
-        <w:pStyle w:val="a1"/>
+        <w:pStyle w:val="BodyText"/>
         <w:numPr>
           <w:ilvl w:val="0"/>
           <w:numId w:val="2"/>
@@ -119,8 +121,9 @@
       </w:pPr>
       <w:r>
         <w:rPr>
-          <w:rStyle w:val="a6"/>
-          <w:rFonts w:ascii="Times New Roman" w:hAnsi="Times New Roman" w:cs="Times New Roman"/>
+          <w:rStyle w:val="Strong"/>
+          <w:rFonts w:ascii="Times New Roman" w:hAnsi="Times New Roman" w:cs="Times New Roman"/>
+          <w:b w:val="0"/>
           <w:color w:val="0F1115"/>
           <w:sz w:val="28"/>
           <w:szCs w:val="28"/>
@@ -139,7 +142,7 @@
     </w:p>
     <w:p>
       <w:pPr>
-        <w:pStyle w:val="a1"/>
+        <w:pStyle w:val="BodyText"/>
         <w:numPr>
           <w:ilvl w:val="0"/>
           <w:numId w:val="2"/>
@@ -158,8 +161,9 @@
       </w:pPr>
       <w:r>
         <w:rPr>
-          <w:rStyle w:val="a6"/>
-          <w:rFonts w:ascii="Times New Roman" w:hAnsi="Times New Roman" w:cs="Times New Roman"/>
+          <w:rStyle w:val="Strong"/>
+          <w:rFonts w:ascii="Times New Roman" w:hAnsi="Times New Roman" w:cs="Times New Roman"/>
+          <w:b w:val="0"/>
           <w:color w:val="0F1115"/>
           <w:sz w:val="28"/>
           <w:szCs w:val="28"/>
@@ -173,21 +177,12 @@
           <w:sz w:val="28"/>
           <w:szCs w:val="28"/>
         </w:rPr>
-        <w:t> Реализует требования, заложенные в ТЗ, пишет прог</w:t>
-      </w:r>
-      <w:r>
-        <w:rPr>
-          <w:rFonts w:ascii="Times New Roman" w:hAnsi="Times New Roman" w:cs="Times New Roman"/>
-          <w:color w:val="0F1115"/>
-          <w:sz w:val="28"/>
-          <w:szCs w:val="28"/>
-        </w:rPr>
-        <w:t>раммный код, создает базу данных, участвует в тестировании и исправлении ошибок.</w:t>
-      </w:r>
-    </w:p>
-    <w:p>
-      <w:pPr>
-        <w:pStyle w:val="a1"/>
+        <w:t> Реализует требования, заложенные в ТЗ, пишет программный код, создает базу данных, участвует в тестировании и исправлении ошибок.</w:t>
+      </w:r>
+    </w:p>
+    <w:p>
+      <w:pPr>
+        <w:pStyle w:val="BodyText"/>
         <w:numPr>
           <w:ilvl w:val="0"/>
           <w:numId w:val="2"/>
@@ -206,8 +201,9 @@
       </w:pPr>
       <w:r>
         <w:rPr>
-          <w:rStyle w:val="a6"/>
-          <w:rFonts w:ascii="Times New Roman" w:hAnsi="Times New Roman" w:cs="Times New Roman"/>
+          <w:rStyle w:val="Strong"/>
+          <w:rFonts w:ascii="Times New Roman" w:hAnsi="Times New Roman" w:cs="Times New Roman"/>
+          <w:b w:val="0"/>
           <w:color w:val="0F1115"/>
           <w:sz w:val="28"/>
           <w:szCs w:val="28"/>
@@ -221,21 +217,12 @@
           <w:sz w:val="28"/>
           <w:szCs w:val="28"/>
         </w:rPr>
-        <w:t> Отвечает за развертывание, настройку и работоспособность системы на сервере и рабочих местах пользователей, управляет доступом, обеспечивает резервное копиро</w:t>
-      </w:r>
-      <w:r>
-        <w:rPr>
-          <w:rFonts w:ascii="Times New Roman" w:hAnsi="Times New Roman" w:cs="Times New Roman"/>
-          <w:color w:val="0F1115"/>
-          <w:sz w:val="28"/>
-          <w:szCs w:val="28"/>
-        </w:rPr>
-        <w:t>вание.</w:t>
-      </w:r>
-    </w:p>
-    <w:p>
-      <w:pPr>
-        <w:pStyle w:val="a1"/>
+        <w:t> Отвечает за развертывание, настройку и работоспособность системы на сервере и рабочих местах пользователей, управляет доступом, обеспечивает резервное копирование.</w:t>
+      </w:r>
+    </w:p>
+    <w:p>
+      <w:pPr>
+        <w:pStyle w:val="BodyText"/>
         <w:numPr>
           <w:ilvl w:val="0"/>
           <w:numId w:val="2"/>
@@ -254,8 +241,9 @@
       </w:pPr>
       <w:r>
         <w:rPr>
-          <w:rStyle w:val="a6"/>
-          <w:rFonts w:ascii="Times New Roman" w:hAnsi="Times New Roman" w:cs="Times New Roman"/>
+          <w:rStyle w:val="Strong"/>
+          <w:rFonts w:ascii="Times New Roman" w:hAnsi="Times New Roman" w:cs="Times New Roman"/>
+          <w:b w:val="0"/>
           <w:color w:val="0F1115"/>
           <w:sz w:val="28"/>
           <w:szCs w:val="28"/>
@@ -286,18 +274,20 @@
     </w:p>
     <w:p>
       <w:pPr>
-        <w:pStyle w:val="3"/>
+        <w:pStyle w:val="Heading3"/>
         <w:spacing w:line="360" w:lineRule="auto"/>
         <w:ind w:firstLine="709"/>
         <w:jc w:val="both"/>
         <w:rPr>
           <w:rFonts w:ascii="Times New Roman" w:hAnsi="Times New Roman" w:cs="Times New Roman"/>
-          <w:color w:val="0F1115"/>
-        </w:rPr>
-      </w:pPr>
-      <w:r>
-        <w:rPr>
-          <w:rFonts w:ascii="Times New Roman" w:hAnsi="Times New Roman" w:cs="Times New Roman"/>
+          <w:b w:val="0"/>
+          <w:color w:val="0F1115"/>
+        </w:rPr>
+      </w:pPr>
+      <w:r>
+        <w:rPr>
+          <w:rFonts w:ascii="Times New Roman" w:hAnsi="Times New Roman" w:cs="Times New Roman"/>
+          <w:b w:val="0"/>
           <w:color w:val="0F1115"/>
         </w:rPr>
         <w:t>2. Формирование группы внедрения</w:t>
@@ -305,7 +295,7 @@
     </w:p>
     <w:p>
       <w:pPr>
-        <w:pStyle w:val="a1"/>
+        <w:pStyle w:val="BodyText"/>
         <w:spacing w:before="240" w:after="240" w:line="360" w:lineRule="auto"/>
         <w:ind w:firstLine="709"/>
         <w:jc w:val="both"/>
@@ -323,32 +313,12 @@
           <w:sz w:val="28"/>
           <w:szCs w:val="28"/>
         </w:rPr>
-        <w:t>Для внедрения ИС «Склад-Учет» на предприят</w:t>
-      </w:r>
-      <w:proofErr w:type="gramStart"/>
-      <w:r>
-        <w:rPr>
-          <w:rFonts w:ascii="Times New Roman" w:hAnsi="Times New Roman" w:cs="Times New Roman"/>
-          <w:color w:val="0F1115"/>
-          <w:sz w:val="28"/>
-          <w:szCs w:val="28"/>
-        </w:rPr>
-        <w:t>ии ООО</w:t>
-      </w:r>
-      <w:proofErr w:type="gramEnd"/>
-      <w:r>
-        <w:rPr>
-          <w:rFonts w:ascii="Times New Roman" w:hAnsi="Times New Roman" w:cs="Times New Roman"/>
-          <w:color w:val="0F1115"/>
-          <w:sz w:val="28"/>
-          <w:szCs w:val="28"/>
-        </w:rPr>
-        <w:t xml:space="preserve"> «Торговый дом» сформируем группу из следующих ролей:</w:t>
-      </w:r>
-    </w:p>
-    <w:p>
-      <w:pPr>
-        <w:pStyle w:val="a1"/>
+        <w:t>Для внедрения ИС «Склад-Учет» на предприятии ООО «Торговый дом» сформируем группу из следующих ролей:</w:t>
+      </w:r>
+    </w:p>
+    <w:p>
+      <w:pPr>
+        <w:pStyle w:val="BodyText"/>
         <w:numPr>
           <w:ilvl w:val="0"/>
           <w:numId w:val="3"/>
@@ -378,7 +348,7 @@
     </w:p>
     <w:p>
       <w:pPr>
-        <w:pStyle w:val="a1"/>
+        <w:pStyle w:val="BodyText"/>
         <w:numPr>
           <w:ilvl w:val="0"/>
           <w:numId w:val="3"/>
@@ -403,21 +373,12 @@
           <w:sz w:val="28"/>
           <w:szCs w:val="28"/>
         </w:rPr>
-        <w:t>Системный аналити</w:t>
-      </w:r>
-      <w:r>
-        <w:rPr>
-          <w:rFonts w:ascii="Times New Roman" w:hAnsi="Times New Roman" w:cs="Times New Roman"/>
-          <w:color w:val="0F1115"/>
-          <w:sz w:val="28"/>
-          <w:szCs w:val="28"/>
-        </w:rPr>
-        <w:t>к</w:t>
-      </w:r>
-    </w:p>
-    <w:p>
-      <w:pPr>
-        <w:pStyle w:val="a1"/>
+        <w:t>Системный аналитик</w:t>
+      </w:r>
+    </w:p>
+    <w:p>
+      <w:pPr>
+        <w:pStyle w:val="BodyText"/>
         <w:numPr>
           <w:ilvl w:val="0"/>
           <w:numId w:val="3"/>
@@ -447,7 +408,7 @@
     </w:p>
     <w:p>
       <w:pPr>
-        <w:pStyle w:val="a1"/>
+        <w:pStyle w:val="BodyText"/>
         <w:numPr>
           <w:ilvl w:val="0"/>
           <w:numId w:val="3"/>
@@ -477,7 +438,7 @@
     </w:p>
     <w:p>
       <w:pPr>
-        <w:pStyle w:val="a1"/>
+        <w:pStyle w:val="BodyText"/>
         <w:numPr>
           <w:ilvl w:val="0"/>
           <w:numId w:val="3"/>
@@ -507,7 +468,7 @@
     </w:p>
     <w:p>
       <w:pPr>
-        <w:pStyle w:val="a1"/>
+        <w:pStyle w:val="BodyText"/>
         <w:numPr>
           <w:ilvl w:val="0"/>
           <w:numId w:val="3"/>
@@ -549,18 +510,20 @@
     </w:p>
     <w:p>
       <w:pPr>
-        <w:pStyle w:val="3"/>
+        <w:pStyle w:val="Heading3"/>
         <w:spacing w:line="360" w:lineRule="auto"/>
         <w:ind w:firstLine="709"/>
         <w:jc w:val="both"/>
         <w:rPr>
           <w:rFonts w:ascii="Times New Roman" w:hAnsi="Times New Roman" w:cs="Times New Roman"/>
-          <w:color w:val="0F1115"/>
-        </w:rPr>
-      </w:pPr>
-      <w:r>
-        <w:rPr>
-          <w:rFonts w:ascii="Times New Roman" w:hAnsi="Times New Roman" w:cs="Times New Roman"/>
+          <w:b w:val="0"/>
+          <w:color w:val="0F1115"/>
+        </w:rPr>
+      </w:pPr>
+      <w:r>
+        <w:rPr>
+          <w:rFonts w:ascii="Times New Roman" w:hAnsi="Times New Roman" w:cs="Times New Roman"/>
+          <w:b w:val="0"/>
           <w:color w:val="0F1115"/>
         </w:rPr>
         <w:lastRenderedPageBreak/>
@@ -569,7 +532,7 @@
     </w:p>
     <w:p>
       <w:pPr>
-        <w:pStyle w:val="a1"/>
+        <w:pStyle w:val="BodyText"/>
         <w:spacing w:before="240" w:after="240" w:line="360" w:lineRule="auto"/>
         <w:ind w:firstLine="709"/>
         <w:jc w:val="both"/>
@@ -581,28 +544,19 @@
       </w:pPr>
       <w:r>
         <w:rPr>
-          <w:rStyle w:val="a6"/>
-          <w:rFonts w:ascii="Times New Roman" w:hAnsi="Times New Roman" w:cs="Times New Roman"/>
-          <w:color w:val="0F1115"/>
-          <w:sz w:val="28"/>
-          <w:szCs w:val="28"/>
-        </w:rPr>
-        <w:t xml:space="preserve">- </w:t>
-      </w:r>
-      <w:r>
-        <w:rPr>
-          <w:rStyle w:val="a6"/>
-          <w:rFonts w:ascii="Times New Roman" w:hAnsi="Times New Roman" w:cs="Times New Roman"/>
-          <w:color w:val="0F1115"/>
-          <w:sz w:val="28"/>
-          <w:szCs w:val="28"/>
-        </w:rPr>
-        <w:t>Руководитель проекта</w:t>
-      </w:r>
-    </w:p>
-    <w:p>
-      <w:pPr>
-        <w:pStyle w:val="a1"/>
+          <w:rStyle w:val="Strong"/>
+          <w:rFonts w:ascii="Times New Roman" w:hAnsi="Times New Roman" w:cs="Times New Roman"/>
+          <w:b w:val="0"/>
+          <w:color w:val="0F1115"/>
+          <w:sz w:val="28"/>
+          <w:szCs w:val="28"/>
+        </w:rPr>
+        <w:t>- Руководитель проекта</w:t>
+      </w:r>
+    </w:p>
+    <w:p>
+      <w:pPr>
+        <w:pStyle w:val="BodyText"/>
         <w:spacing w:after="0" w:line="360" w:lineRule="auto"/>
         <w:ind w:firstLine="709"/>
         <w:jc w:val="both"/>
@@ -614,8 +568,9 @@
       </w:pPr>
       <w:r>
         <w:rPr>
-          <w:rStyle w:val="a6"/>
-          <w:rFonts w:ascii="Times New Roman" w:hAnsi="Times New Roman" w:cs="Times New Roman"/>
+          <w:rStyle w:val="Strong"/>
+          <w:rFonts w:ascii="Times New Roman" w:hAnsi="Times New Roman" w:cs="Times New Roman"/>
+          <w:b w:val="0"/>
           <w:color w:val="0F1115"/>
           <w:sz w:val="28"/>
           <w:szCs w:val="28"/>
@@ -629,21 +584,12 @@
           <w:sz w:val="28"/>
           <w:szCs w:val="28"/>
         </w:rPr>
-        <w:t xml:space="preserve"> Составление </w:t>
-      </w:r>
-      <w:r>
-        <w:rPr>
-          <w:rFonts w:ascii="Times New Roman" w:hAnsi="Times New Roman" w:cs="Times New Roman"/>
-          <w:color w:val="0F1115"/>
-          <w:sz w:val="28"/>
-          <w:szCs w:val="28"/>
-        </w:rPr>
-        <w:t>календарного плана, контроль выполнения задач, управление сроками и бюджетом, проведение совещаний, разрешение конфликтов, отчетность перед заказчиком.</w:t>
-      </w:r>
-    </w:p>
-    <w:p>
-      <w:pPr>
-        <w:pStyle w:val="a1"/>
+        <w:t> Составление календарного плана, контроль выполнения задач, управление сроками и бюджетом, проведение совещаний, разрешение конфликтов, отчетность перед заказчиком.</w:t>
+      </w:r>
+    </w:p>
+    <w:p>
+      <w:pPr>
+        <w:pStyle w:val="BodyText"/>
         <w:spacing w:after="0" w:line="360" w:lineRule="auto"/>
         <w:ind w:firstLine="709"/>
         <w:jc w:val="both"/>
@@ -655,8 +601,9 @@
       </w:pPr>
       <w:r>
         <w:rPr>
-          <w:rStyle w:val="a6"/>
-          <w:rFonts w:ascii="Times New Roman" w:hAnsi="Times New Roman" w:cs="Times New Roman"/>
+          <w:rStyle w:val="Strong"/>
+          <w:rFonts w:ascii="Times New Roman" w:hAnsi="Times New Roman" w:cs="Times New Roman"/>
+          <w:b w:val="0"/>
           <w:color w:val="0F1115"/>
           <w:sz w:val="28"/>
           <w:szCs w:val="28"/>
@@ -670,21 +617,12 @@
           <w:sz w:val="28"/>
           <w:szCs w:val="28"/>
         </w:rPr>
-        <w:t> За сдачу проекта в срок, за соответствие результата ожиданиям заказчика, за эффективную</w:t>
-      </w:r>
-      <w:r>
-        <w:rPr>
-          <w:rFonts w:ascii="Times New Roman" w:hAnsi="Times New Roman" w:cs="Times New Roman"/>
-          <w:color w:val="0F1115"/>
-          <w:sz w:val="28"/>
-          <w:szCs w:val="28"/>
-        </w:rPr>
-        <w:t xml:space="preserve"> работу команды.</w:t>
-      </w:r>
-    </w:p>
-    <w:p>
-      <w:pPr>
-        <w:pStyle w:val="a1"/>
+        <w:t> За сдачу проекта в срок, за соответствие результата ожиданиям заказчика, за эффективную работу команды.</w:t>
+      </w:r>
+    </w:p>
+    <w:p>
+      <w:pPr>
+        <w:pStyle w:val="BodyText"/>
         <w:spacing w:after="0" w:line="360" w:lineRule="auto"/>
         <w:ind w:firstLine="709"/>
         <w:jc w:val="both"/>
@@ -696,8 +634,9 @@
       </w:pPr>
       <w:r>
         <w:rPr>
-          <w:rStyle w:val="a6"/>
-          <w:rFonts w:ascii="Times New Roman" w:hAnsi="Times New Roman" w:cs="Times New Roman"/>
+          <w:rStyle w:val="Strong"/>
+          <w:rFonts w:ascii="Times New Roman" w:hAnsi="Times New Roman" w:cs="Times New Roman"/>
+          <w:b w:val="0"/>
           <w:color w:val="0F1115"/>
           <w:sz w:val="28"/>
           <w:szCs w:val="28"/>
@@ -711,32 +650,12 @@
           <w:sz w:val="28"/>
           <w:szCs w:val="28"/>
         </w:rPr>
-        <w:t xml:space="preserve"> На всех этапах — от </w:t>
-      </w:r>
-      <w:proofErr w:type="spellStart"/>
-      <w:r>
-        <w:rPr>
-          <w:rFonts w:ascii="Times New Roman" w:hAnsi="Times New Roman" w:cs="Times New Roman"/>
-          <w:color w:val="0F1115"/>
-          <w:sz w:val="28"/>
-          <w:szCs w:val="28"/>
-        </w:rPr>
-        <w:t>предпроектного</w:t>
-      </w:r>
-      <w:proofErr w:type="spellEnd"/>
-      <w:r>
-        <w:rPr>
-          <w:rFonts w:ascii="Times New Roman" w:hAnsi="Times New Roman" w:cs="Times New Roman"/>
-          <w:color w:val="0F1115"/>
-          <w:sz w:val="28"/>
-          <w:szCs w:val="28"/>
-        </w:rPr>
-        <w:t xml:space="preserve"> обследования до сдачи в эксплуатацию.</w:t>
-      </w:r>
-    </w:p>
-    <w:p>
-      <w:pPr>
-        <w:pStyle w:val="a1"/>
+        <w:t> На всех этапах — от предпроектного обследования до сдачи в эксплуатацию.</w:t>
+      </w:r>
+    </w:p>
+    <w:p>
+      <w:pPr>
+        <w:pStyle w:val="BodyText"/>
         <w:spacing w:before="240" w:after="240" w:line="360" w:lineRule="auto"/>
         <w:ind w:firstLine="709"/>
         <w:jc w:val="both"/>
@@ -748,8 +667,9 @@
       </w:pPr>
       <w:r>
         <w:rPr>
-          <w:rStyle w:val="a6"/>
-          <w:rFonts w:ascii="Times New Roman" w:hAnsi="Times New Roman" w:cs="Times New Roman"/>
+          <w:rStyle w:val="Strong"/>
+          <w:rFonts w:ascii="Times New Roman" w:hAnsi="Times New Roman" w:cs="Times New Roman"/>
+          <w:b w:val="0"/>
           <w:color w:val="0F1115"/>
           <w:sz w:val="28"/>
           <w:szCs w:val="28"/>
@@ -759,7 +679,7 @@
     </w:p>
     <w:p>
       <w:pPr>
-        <w:pStyle w:val="a1"/>
+        <w:pStyle w:val="BodyText"/>
         <w:spacing w:after="0" w:line="360" w:lineRule="auto"/>
         <w:ind w:firstLine="709"/>
         <w:jc w:val="both"/>
@@ -771,8 +691,9 @@
       </w:pPr>
       <w:r>
         <w:rPr>
-          <w:rStyle w:val="a6"/>
-          <w:rFonts w:ascii="Times New Roman" w:hAnsi="Times New Roman" w:cs="Times New Roman"/>
+          <w:rStyle w:val="Strong"/>
+          <w:rFonts w:ascii="Times New Roman" w:hAnsi="Times New Roman" w:cs="Times New Roman"/>
+          <w:b w:val="0"/>
           <w:color w:val="0F1115"/>
           <w:sz w:val="28"/>
           <w:szCs w:val="28"/>
@@ -786,21 +707,12 @@
           <w:sz w:val="28"/>
           <w:szCs w:val="28"/>
         </w:rPr>
-        <w:t xml:space="preserve"> Интервьюирование пользователей и руководителя, уточнение деталей учета, формализация требований в ТЗ, </w:t>
-      </w:r>
-      <w:r>
-        <w:rPr>
-          <w:rFonts w:ascii="Times New Roman" w:hAnsi="Times New Roman" w:cs="Times New Roman"/>
-          <w:color w:val="0F1115"/>
-          <w:sz w:val="28"/>
-          <w:szCs w:val="28"/>
-        </w:rPr>
-        <w:t>разработка макетов отчетов и экранных форм, постановка задач разработчику, тестирование на соответствие ТЗ.</w:t>
-      </w:r>
-    </w:p>
-    <w:p>
-      <w:pPr>
-        <w:pStyle w:val="a1"/>
+        <w:t> Интервьюирование пользователей и руководителя, уточнение деталей учета, формализация требований в ТЗ, разработка макетов отчетов и экранных форм, постановка задач разработчику, тестирование на соответствие ТЗ.</w:t>
+      </w:r>
+    </w:p>
+    <w:p>
+      <w:pPr>
+        <w:pStyle w:val="BodyText"/>
         <w:spacing w:after="0" w:line="360" w:lineRule="auto"/>
         <w:ind w:firstLine="709"/>
         <w:jc w:val="both"/>
@@ -812,8 +724,9 @@
       </w:pPr>
       <w:r>
         <w:rPr>
-          <w:rStyle w:val="a6"/>
-          <w:rFonts w:ascii="Times New Roman" w:hAnsi="Times New Roman" w:cs="Times New Roman"/>
+          <w:rStyle w:val="Strong"/>
+          <w:rFonts w:ascii="Times New Roman" w:hAnsi="Times New Roman" w:cs="Times New Roman"/>
+          <w:b w:val="0"/>
           <w:color w:val="0F1115"/>
           <w:sz w:val="28"/>
           <w:szCs w:val="28"/>
@@ -832,7 +745,7 @@
     </w:p>
     <w:p>
       <w:pPr>
-        <w:pStyle w:val="a1"/>
+        <w:pStyle w:val="BodyText"/>
         <w:spacing w:after="0" w:line="360" w:lineRule="auto"/>
         <w:ind w:firstLine="709"/>
         <w:jc w:val="both"/>
@@ -844,8 +757,9 @@
       </w:pPr>
       <w:r>
         <w:rPr>
-          <w:rStyle w:val="a6"/>
-          <w:rFonts w:ascii="Times New Roman" w:hAnsi="Times New Roman" w:cs="Times New Roman"/>
+          <w:rStyle w:val="Strong"/>
+          <w:rFonts w:ascii="Times New Roman" w:hAnsi="Times New Roman" w:cs="Times New Roman"/>
+          <w:b w:val="0"/>
           <w:color w:val="0F1115"/>
           <w:sz w:val="28"/>
           <w:szCs w:val="28"/>
@@ -859,41 +773,12 @@
           <w:sz w:val="28"/>
           <w:szCs w:val="28"/>
         </w:rPr>
-        <w:t> </w:t>
-      </w:r>
-      <w:proofErr w:type="spellStart"/>
-      <w:r>
-        <w:rPr>
-          <w:rFonts w:ascii="Times New Roman" w:hAnsi="Times New Roman" w:cs="Times New Roman"/>
-          <w:color w:val="0F1115"/>
-          <w:sz w:val="28"/>
-          <w:szCs w:val="28"/>
-        </w:rPr>
-        <w:t>Предпроектное</w:t>
-      </w:r>
-      <w:proofErr w:type="spellEnd"/>
-      <w:r>
-        <w:rPr>
-          <w:rFonts w:ascii="Times New Roman" w:hAnsi="Times New Roman" w:cs="Times New Roman"/>
-          <w:color w:val="0F1115"/>
-          <w:sz w:val="28"/>
-          <w:szCs w:val="28"/>
-        </w:rPr>
-        <w:t xml:space="preserve"> обследо</w:t>
-      </w:r>
-      <w:r>
-        <w:rPr>
-          <w:rFonts w:ascii="Times New Roman" w:hAnsi="Times New Roman" w:cs="Times New Roman"/>
-          <w:color w:val="0F1115"/>
-          <w:sz w:val="28"/>
-          <w:szCs w:val="28"/>
-        </w:rPr>
-        <w:t>вание, формирование требований, проектирование, тестирование, внедрение</w:t>
-      </w:r>
-    </w:p>
-    <w:p>
-      <w:pPr>
-        <w:pStyle w:val="a1"/>
+        <w:t> Предпроектное обследование, формирование требований, проектирование, тестирование, внедрение</w:t>
+      </w:r>
+    </w:p>
+    <w:p>
+      <w:pPr>
+        <w:pStyle w:val="BodyText"/>
         <w:numPr>
           <w:ilvl w:val="0"/>
           <w:numId w:val="5"/>
@@ -913,8 +798,9 @@
       </w:pPr>
       <w:r>
         <w:rPr>
-          <w:rStyle w:val="a6"/>
-          <w:rFonts w:ascii="Times New Roman" w:hAnsi="Times New Roman" w:cs="Times New Roman"/>
+          <w:rStyle w:val="Strong"/>
+          <w:rFonts w:ascii="Times New Roman" w:hAnsi="Times New Roman" w:cs="Times New Roman"/>
+          <w:b w:val="0"/>
           <w:color w:val="0F1115"/>
           <w:sz w:val="28"/>
           <w:szCs w:val="28"/>
@@ -924,7 +810,7 @@
     </w:p>
     <w:p>
       <w:pPr>
-        <w:pStyle w:val="a1"/>
+        <w:pStyle w:val="BodyText"/>
         <w:spacing w:after="0" w:line="360" w:lineRule="auto"/>
         <w:ind w:firstLine="709"/>
         <w:jc w:val="both"/>
@@ -937,8 +823,9 @@
       </w:pPr>
       <w:r>
         <w:rPr>
-          <w:rStyle w:val="a6"/>
-          <w:rFonts w:ascii="Times New Roman" w:hAnsi="Times New Roman" w:cs="Times New Roman"/>
+          <w:rStyle w:val="Strong"/>
+          <w:rFonts w:ascii="Times New Roman" w:hAnsi="Times New Roman" w:cs="Times New Roman"/>
+          <w:b w:val="0"/>
           <w:color w:val="0F1115"/>
           <w:sz w:val="28"/>
           <w:szCs w:val="28"/>
@@ -957,7 +844,7 @@
     </w:p>
     <w:p>
       <w:pPr>
-        <w:pStyle w:val="a1"/>
+        <w:pStyle w:val="BodyText"/>
         <w:spacing w:after="0" w:line="360" w:lineRule="auto"/>
         <w:ind w:firstLine="709"/>
         <w:jc w:val="both"/>
@@ -970,23 +857,14 @@
       </w:pPr>
       <w:r>
         <w:rPr>
-          <w:rStyle w:val="a6"/>
-          <w:rFonts w:ascii="Times New Roman" w:hAnsi="Times New Roman" w:cs="Times New Roman"/>
-          <w:color w:val="0F1115"/>
-          <w:sz w:val="28"/>
-          <w:szCs w:val="28"/>
-        </w:rPr>
-        <w:t>Ответственност</w:t>
-      </w:r>
-      <w:r>
-        <w:rPr>
-          <w:rStyle w:val="a6"/>
-          <w:rFonts w:ascii="Times New Roman" w:hAnsi="Times New Roman" w:cs="Times New Roman"/>
-          <w:color w:val="0F1115"/>
-          <w:sz w:val="28"/>
-          <w:szCs w:val="28"/>
-        </w:rPr>
-        <w:t>ь:</w:t>
+          <w:rStyle w:val="Strong"/>
+          <w:rFonts w:ascii="Times New Roman" w:hAnsi="Times New Roman" w:cs="Times New Roman"/>
+          <w:b w:val="0"/>
+          <w:color w:val="0F1115"/>
+          <w:sz w:val="28"/>
+          <w:szCs w:val="28"/>
+        </w:rPr>
+        <w:t>Ответственность:</w:t>
       </w:r>
       <w:r>
         <w:rPr>
@@ -1000,7 +878,7 @@
     </w:p>
     <w:p>
       <w:pPr>
-        <w:pStyle w:val="a1"/>
+        <w:pStyle w:val="BodyText"/>
         <w:spacing w:after="0" w:line="360" w:lineRule="auto"/>
         <w:ind w:firstLine="709"/>
         <w:jc w:val="both"/>
@@ -1013,8 +891,9 @@
       </w:pPr>
       <w:r>
         <w:rPr>
-          <w:rStyle w:val="a6"/>
-          <w:rFonts w:ascii="Times New Roman" w:hAnsi="Times New Roman" w:cs="Times New Roman"/>
+          <w:rStyle w:val="Strong"/>
+          <w:rFonts w:ascii="Times New Roman" w:hAnsi="Times New Roman" w:cs="Times New Roman"/>
+          <w:b w:val="0"/>
           <w:color w:val="0F1115"/>
           <w:sz w:val="28"/>
           <w:szCs w:val="28"/>
@@ -1033,7 +912,7 @@
     </w:p>
     <w:p>
       <w:pPr>
-        <w:pStyle w:val="a1"/>
+        <w:pStyle w:val="BodyText"/>
         <w:spacing w:before="240" w:after="240" w:line="360" w:lineRule="auto"/>
         <w:ind w:firstLine="709"/>
         <w:jc w:val="both"/>
@@ -1046,8 +925,9 @@
       </w:pPr>
       <w:r>
         <w:rPr>
-          <w:rStyle w:val="a6"/>
-          <w:rFonts w:ascii="Times New Roman" w:hAnsi="Times New Roman" w:cs="Times New Roman"/>
+          <w:rStyle w:val="Strong"/>
+          <w:rFonts w:ascii="Times New Roman" w:hAnsi="Times New Roman" w:cs="Times New Roman"/>
+          <w:b w:val="0"/>
           <w:color w:val="0F1115"/>
           <w:sz w:val="28"/>
           <w:szCs w:val="28"/>
@@ -1057,7 +937,7 @@
     </w:p>
     <w:p>
       <w:pPr>
-        <w:pStyle w:val="a1"/>
+        <w:pStyle w:val="BodyText"/>
         <w:spacing w:after="0" w:line="360" w:lineRule="auto"/>
         <w:ind w:firstLine="709"/>
         <w:jc w:val="both"/>
@@ -1070,8 +950,9 @@
       </w:pPr>
       <w:r>
         <w:rPr>
-          <w:rStyle w:val="a6"/>
-          <w:rFonts w:ascii="Times New Roman" w:hAnsi="Times New Roman" w:cs="Times New Roman"/>
+          <w:rStyle w:val="Strong"/>
+          <w:rFonts w:ascii="Times New Roman" w:hAnsi="Times New Roman" w:cs="Times New Roman"/>
+          <w:b w:val="0"/>
           <w:color w:val="0F1115"/>
           <w:sz w:val="28"/>
           <w:szCs w:val="28"/>
@@ -1086,39 +967,12 @@
           <w:sz w:val="28"/>
           <w:szCs w:val="28"/>
         </w:rPr>
-        <w:t> Подготовка серверного и клиентского оборудован</w:t>
-      </w:r>
-      <w:r>
-        <w:rPr>
-          <w:rFonts w:ascii="Times New Roman" w:hAnsi="Times New Roman" w:cs="Times New Roman"/>
-          <w:color w:val="0F1115"/>
-          <w:sz w:val="28"/>
-          <w:szCs w:val="28"/>
-        </w:rPr>
-        <w:t>и</w:t>
-      </w:r>
-      <w:r>
-        <w:rPr>
-          <w:rFonts w:ascii="Times New Roman" w:hAnsi="Times New Roman" w:cs="Times New Roman"/>
-          <w:color w:val="0F1115"/>
-          <w:sz w:val="28"/>
-          <w:szCs w:val="28"/>
-        </w:rPr>
-        <w:t>я</w:t>
-      </w:r>
-      <w:r>
-        <w:rPr>
-          <w:rFonts w:ascii="Times New Roman" w:hAnsi="Times New Roman" w:cs="Times New Roman"/>
-          <w:color w:val="0F1115"/>
-          <w:sz w:val="28"/>
-          <w:szCs w:val="28"/>
-        </w:rPr>
-        <w:t>, установка системы на сервер, настройка прав доступа пользователей, обеспечение резервного копирования базы данных, мониторинг производительности.</w:t>
-      </w:r>
-    </w:p>
-    <w:p>
-      <w:pPr>
-        <w:pStyle w:val="a1"/>
+        <w:t> Подготовка серверного и клиентского оборудования, установка системы на сервер, настройка прав доступа пользователей, обеспечение резервного копирования базы данных, мониторинг производительности.</w:t>
+      </w:r>
+    </w:p>
+    <w:p>
+      <w:pPr>
+        <w:pStyle w:val="BodyText"/>
         <w:spacing w:after="0" w:line="360" w:lineRule="auto"/>
         <w:ind w:firstLine="709"/>
         <w:jc w:val="both"/>
@@ -1131,8 +985,9 @@
       </w:pPr>
       <w:r>
         <w:rPr>
-          <w:rStyle w:val="a6"/>
-          <w:rFonts w:ascii="Times New Roman" w:hAnsi="Times New Roman" w:cs="Times New Roman"/>
+          <w:rStyle w:val="Strong"/>
+          <w:rFonts w:ascii="Times New Roman" w:hAnsi="Times New Roman" w:cs="Times New Roman"/>
+          <w:b w:val="0"/>
           <w:color w:val="0F1115"/>
           <w:sz w:val="28"/>
           <w:szCs w:val="28"/>
@@ -1146,21 +1001,12 @@
           <w:sz w:val="28"/>
           <w:szCs w:val="28"/>
         </w:rPr>
-        <w:t> За бесперебойную работу технической инфраструктуры, за сохранность данных, за доступность</w:t>
-      </w:r>
-      <w:r>
-        <w:rPr>
-          <w:rFonts w:ascii="Times New Roman" w:hAnsi="Times New Roman" w:cs="Times New Roman"/>
-          <w:color w:val="0F1115"/>
-          <w:sz w:val="28"/>
-          <w:szCs w:val="28"/>
-        </w:rPr>
-        <w:t xml:space="preserve"> системы для пользователей.</w:t>
-      </w:r>
-    </w:p>
-    <w:p>
-      <w:pPr>
-        <w:pStyle w:val="a1"/>
+        <w:t> За бесперебойную работу технической инфраструктуры, за сохранность данных, за доступность системы для пользователей.</w:t>
+      </w:r>
+    </w:p>
+    <w:p>
+      <w:pPr>
+        <w:pStyle w:val="BodyText"/>
         <w:spacing w:after="0" w:line="360" w:lineRule="auto"/>
         <w:ind w:firstLine="709"/>
         <w:jc w:val="both"/>
@@ -1173,8 +1019,9 @@
       </w:pPr>
       <w:r>
         <w:rPr>
-          <w:rStyle w:val="a6"/>
-          <w:rFonts w:ascii="Times New Roman" w:hAnsi="Times New Roman" w:cs="Times New Roman"/>
+          <w:rStyle w:val="Strong"/>
+          <w:rFonts w:ascii="Times New Roman" w:hAnsi="Times New Roman" w:cs="Times New Roman"/>
+          <w:b w:val="0"/>
           <w:color w:val="0F1115"/>
           <w:sz w:val="28"/>
           <w:szCs w:val="28"/>
@@ -1193,7 +1040,7 @@
     </w:p>
     <w:p>
       <w:pPr>
-        <w:pStyle w:val="a1"/>
+        <w:pStyle w:val="BodyText"/>
         <w:spacing w:line="360" w:lineRule="auto"/>
         <w:ind w:firstLine="709"/>
         <w:jc w:val="both"/>
@@ -1205,8 +1052,9 @@
       </w:pPr>
       <w:r>
         <w:rPr>
-          <w:rStyle w:val="a6"/>
-          <w:rFonts w:ascii="Times New Roman" w:hAnsi="Times New Roman" w:cs="Times New Roman"/>
+          <w:rStyle w:val="Strong"/>
+          <w:rFonts w:ascii="Times New Roman" w:hAnsi="Times New Roman" w:cs="Times New Roman"/>
+          <w:b w:val="0"/>
           <w:color w:val="0F1115"/>
           <w:sz w:val="28"/>
           <w:szCs w:val="28"/>
@@ -1216,7 +1064,7 @@
     </w:p>
     <w:p>
       <w:pPr>
-        <w:pStyle w:val="a1"/>
+        <w:pStyle w:val="BodyText"/>
         <w:spacing w:after="0" w:line="360" w:lineRule="auto"/>
         <w:ind w:firstLine="709"/>
         <w:jc w:val="both"/>
@@ -1228,8 +1076,9 @@
       </w:pPr>
       <w:r>
         <w:rPr>
-          <w:rStyle w:val="a6"/>
-          <w:rFonts w:ascii="Times New Roman" w:hAnsi="Times New Roman" w:cs="Times New Roman"/>
+          <w:rStyle w:val="Strong"/>
+          <w:rFonts w:ascii="Times New Roman" w:hAnsi="Times New Roman" w:cs="Times New Roman"/>
+          <w:b w:val="0"/>
           <w:color w:val="0F1115"/>
           <w:sz w:val="28"/>
           <w:szCs w:val="28"/>
@@ -1243,21 +1092,12 @@
           <w:sz w:val="28"/>
           <w:szCs w:val="28"/>
         </w:rPr>
-        <w:t xml:space="preserve"> Предоставление информации аналитику о реальных процессах склада, участие в тестировании, выявление ошибок </w:t>
-      </w:r>
-      <w:r>
-        <w:rPr>
-          <w:rFonts w:ascii="Times New Roman" w:hAnsi="Times New Roman" w:cs="Times New Roman"/>
-          <w:color w:val="0F1115"/>
-          <w:sz w:val="28"/>
-          <w:szCs w:val="28"/>
-        </w:rPr>
-        <w:t>и несоответствий в логике работы системы, обучение других кладовщиков.</w:t>
-      </w:r>
-    </w:p>
-    <w:p>
-      <w:pPr>
-        <w:pStyle w:val="a1"/>
+        <w:t> Предоставление информации аналитику о реальных процессах склада, участие в тестировании, выявление ошибок и несоответствий в логике работы системы, обучение других кладовщиков.</w:t>
+      </w:r>
+    </w:p>
+    <w:p>
+      <w:pPr>
+        <w:pStyle w:val="BodyText"/>
         <w:spacing w:after="0" w:line="360" w:lineRule="auto"/>
         <w:ind w:firstLine="709"/>
         <w:jc w:val="both"/>
@@ -1269,8 +1109,9 @@
       </w:pPr>
       <w:r>
         <w:rPr>
-          <w:rStyle w:val="a6"/>
-          <w:rFonts w:ascii="Times New Roman" w:hAnsi="Times New Roman" w:cs="Times New Roman"/>
+          <w:rStyle w:val="Strong"/>
+          <w:rFonts w:ascii="Times New Roman" w:hAnsi="Times New Roman" w:cs="Times New Roman"/>
+          <w:b w:val="0"/>
           <w:color w:val="0F1115"/>
           <w:sz w:val="28"/>
           <w:szCs w:val="28"/>
@@ -1289,7 +1130,7 @@
     </w:p>
     <w:p>
       <w:pPr>
-        <w:pStyle w:val="a1"/>
+        <w:pStyle w:val="BodyText"/>
         <w:spacing w:after="0" w:line="360" w:lineRule="auto"/>
         <w:ind w:firstLine="709"/>
         <w:jc w:val="both"/>
@@ -1301,8 +1142,9 @@
       </w:pPr>
       <w:r>
         <w:rPr>
-          <w:rStyle w:val="a6"/>
-          <w:rFonts w:ascii="Times New Roman" w:hAnsi="Times New Roman" w:cs="Times New Roman"/>
+          <w:rStyle w:val="Strong"/>
+          <w:rFonts w:ascii="Times New Roman" w:hAnsi="Times New Roman" w:cs="Times New Roman"/>
+          <w:b w:val="0"/>
           <w:color w:val="0F1115"/>
           <w:sz w:val="28"/>
           <w:szCs w:val="28"/>
@@ -1316,41 +1158,12 @@
           <w:sz w:val="28"/>
           <w:szCs w:val="28"/>
         </w:rPr>
-        <w:t> </w:t>
-      </w:r>
-      <w:proofErr w:type="spellStart"/>
-      <w:r>
-        <w:rPr>
-          <w:rFonts w:ascii="Times New Roman" w:hAnsi="Times New Roman" w:cs="Times New Roman"/>
-          <w:color w:val="0F1115"/>
-          <w:sz w:val="28"/>
-          <w:szCs w:val="28"/>
-        </w:rPr>
-        <w:t>Предпроектное</w:t>
-      </w:r>
-      <w:proofErr w:type="spellEnd"/>
-      <w:r>
-        <w:rPr>
-          <w:rFonts w:ascii="Times New Roman" w:hAnsi="Times New Roman" w:cs="Times New Roman"/>
-          <w:color w:val="0F1115"/>
-          <w:sz w:val="28"/>
-          <w:szCs w:val="28"/>
-        </w:rPr>
-        <w:t xml:space="preserve"> обследование, тестирование, </w:t>
-      </w:r>
-      <w:r>
-        <w:rPr>
-          <w:rFonts w:ascii="Times New Roman" w:hAnsi="Times New Roman" w:cs="Times New Roman"/>
-          <w:color w:val="0F1115"/>
-          <w:sz w:val="28"/>
-          <w:szCs w:val="28"/>
-        </w:rPr>
-        <w:t>внедрение.</w:t>
-      </w:r>
-    </w:p>
-    <w:p>
-      <w:pPr>
-        <w:pStyle w:val="a1"/>
+        <w:t> Предпроектное обследование, тестирование, внедрение.</w:t>
+      </w:r>
+    </w:p>
+    <w:p>
+      <w:pPr>
+        <w:pStyle w:val="BodyText"/>
         <w:spacing w:before="240" w:after="240" w:line="360" w:lineRule="auto"/>
         <w:ind w:firstLine="709"/>
         <w:jc w:val="both"/>
@@ -1362,8 +1175,9 @@
       </w:pPr>
       <w:r>
         <w:rPr>
-          <w:rStyle w:val="a6"/>
-          <w:rFonts w:ascii="Times New Roman" w:hAnsi="Times New Roman" w:cs="Times New Roman"/>
+          <w:rStyle w:val="Strong"/>
+          <w:rFonts w:ascii="Times New Roman" w:hAnsi="Times New Roman" w:cs="Times New Roman"/>
+          <w:b w:val="0"/>
           <w:color w:val="0F1115"/>
           <w:sz w:val="28"/>
           <w:szCs w:val="28"/>
@@ -1373,7 +1187,7 @@
     </w:p>
     <w:p>
       <w:pPr>
-        <w:pStyle w:val="a1"/>
+        <w:pStyle w:val="BodyText"/>
         <w:spacing w:after="0" w:line="360" w:lineRule="auto"/>
         <w:ind w:firstLine="709"/>
         <w:jc w:val="both"/>
@@ -1385,8 +1199,9 @@
       </w:pPr>
       <w:r>
         <w:rPr>
-          <w:rStyle w:val="a6"/>
-          <w:rFonts w:ascii="Times New Roman" w:hAnsi="Times New Roman" w:cs="Times New Roman"/>
+          <w:rStyle w:val="Strong"/>
+          <w:rFonts w:ascii="Times New Roman" w:hAnsi="Times New Roman" w:cs="Times New Roman"/>
+          <w:b w:val="0"/>
           <w:color w:val="0F1115"/>
           <w:sz w:val="28"/>
           <w:szCs w:val="28"/>
@@ -1405,7 +1220,7 @@
     </w:p>
     <w:p>
       <w:pPr>
-        <w:pStyle w:val="a1"/>
+        <w:pStyle w:val="BodyText"/>
         <w:spacing w:after="0" w:line="360" w:lineRule="auto"/>
         <w:ind w:firstLine="709"/>
         <w:jc w:val="both"/>
@@ -1417,8 +1232,9 @@
       </w:pPr>
       <w:r>
         <w:rPr>
-          <w:rStyle w:val="a6"/>
-          <w:rFonts w:ascii="Times New Roman" w:hAnsi="Times New Roman" w:cs="Times New Roman"/>
+          <w:rStyle w:val="Strong"/>
+          <w:rFonts w:ascii="Times New Roman" w:hAnsi="Times New Roman" w:cs="Times New Roman"/>
+          <w:b w:val="0"/>
           <w:color w:val="0F1115"/>
           <w:sz w:val="28"/>
           <w:szCs w:val="28"/>
@@ -1432,21 +1248,12 @@
           <w:sz w:val="28"/>
           <w:szCs w:val="28"/>
         </w:rPr>
-        <w:t> За обеспечение проекта ресурсами со стороны</w:t>
-      </w:r>
-      <w:r>
-        <w:rPr>
-          <w:rFonts w:ascii="Times New Roman" w:hAnsi="Times New Roman" w:cs="Times New Roman"/>
-          <w:color w:val="0F1115"/>
-          <w:sz w:val="28"/>
-          <w:szCs w:val="28"/>
-        </w:rPr>
-        <w:t xml:space="preserve"> компании, за организационное внедрение.</w:t>
-      </w:r>
-    </w:p>
-    <w:p>
-      <w:pPr>
-        <w:pStyle w:val="a1"/>
+        <w:t> За обеспечение проекта ресурсами со стороны компании, за организационное внедрение.</w:t>
+      </w:r>
+    </w:p>
+    <w:p>
+      <w:pPr>
+        <w:pStyle w:val="BodyText"/>
         <w:spacing w:after="0" w:line="360" w:lineRule="auto"/>
         <w:ind w:firstLine="709"/>
         <w:jc w:val="both"/>
@@ -1458,8 +1265,9 @@
       </w:pPr>
       <w:r>
         <w:rPr>
-          <w:rStyle w:val="a6"/>
-          <w:rFonts w:ascii="Times New Roman" w:hAnsi="Times New Roman" w:cs="Times New Roman"/>
+          <w:rStyle w:val="Strong"/>
+          <w:rFonts w:ascii="Times New Roman" w:hAnsi="Times New Roman" w:cs="Times New Roman"/>
+          <w:b w:val="0"/>
           <w:color w:val="0F1115"/>
           <w:sz w:val="28"/>
           <w:szCs w:val="28"/>
@@ -1478,7 +1286,7 @@
     </w:p>
     <w:p>
       <w:pPr>
-        <w:pStyle w:val="a1"/>
+        <w:pStyle w:val="BodyText"/>
         <w:spacing w:line="360" w:lineRule="auto"/>
         <w:ind w:firstLine="709"/>
         <w:jc w:val="both"/>
@@ -1507,7 +1315,6 @@
       <w:r>
         <w:rPr>
           <w:rFonts w:ascii="Times New Roman" w:hAnsi="Times New Roman" w:cs="Times New Roman"/>
-          <w:b/>
           <w:color w:val="0F1115"/>
           <w:sz w:val="28"/>
           <w:szCs w:val="28"/>
@@ -1517,7 +1324,7 @@
     </w:p>
     <w:p>
       <w:pPr>
-        <w:pStyle w:val="a1"/>
+        <w:pStyle w:val="BodyText"/>
         <w:spacing w:before="240" w:after="240" w:line="360" w:lineRule="auto"/>
         <w:ind w:firstLine="709"/>
         <w:jc w:val="both"/>
@@ -1529,24 +1336,14 @@
       </w:pPr>
       <w:r>
         <w:rPr>
-          <w:rStyle w:val="a6"/>
-          <w:rFonts w:ascii="Times New Roman" w:hAnsi="Times New Roman" w:cs="Times New Roman"/>
-          <w:color w:val="0F1115"/>
-          <w:sz w:val="28"/>
-          <w:szCs w:val="28"/>
-        </w:rPr>
-        <w:lastRenderedPageBreak/>
-        <w:t>Таблица 4</w:t>
-      </w:r>
-      <w:r>
-        <w:rPr>
-          <w:rStyle w:val="a6"/>
-          <w:rFonts w:ascii="Times New Roman" w:hAnsi="Times New Roman" w:cs="Times New Roman"/>
-          <w:color w:val="0F1115"/>
-          <w:sz w:val="28"/>
-          <w:szCs w:val="28"/>
-        </w:rPr>
-        <w:t xml:space="preserve"> – Распределение ответственности (Матрица ответственности)</w:t>
+          <w:rStyle w:val="Strong"/>
+          <w:rFonts w:ascii="Times New Roman" w:hAnsi="Times New Roman" w:cs="Times New Roman"/>
+          <w:b w:val="0"/>
+          <w:color w:val="0F1115"/>
+          <w:sz w:val="28"/>
+          <w:szCs w:val="28"/>
+        </w:rPr>
+        <w:t>Таблица 4 – Распределение ответственности (Матрица ответственности)</w:t>
       </w:r>
     </w:p>
     <w:tbl>
@@ -1579,12 +1376,13 @@
           </w:tcPr>
           <w:p>
             <w:pPr>
-              <w:pStyle w:val="ac"/>
+              <w:pStyle w:val="a3"/>
               <w:spacing w:line="360" w:lineRule="auto"/>
               <w:ind w:firstLine="709"/>
               <w:jc w:val="both"/>
               <w:rPr>
                 <w:rFonts w:ascii="Times New Roman" w:hAnsi="Times New Roman" w:cs="Times New Roman"/>
+                <w:b w:val="0"/>
                 <w:sz w:val="28"/>
                 <w:szCs w:val="28"/>
               </w:rPr>
@@ -1592,9 +1390,11 @@
             <w:r>
               <w:rPr>
                 <w:rFonts w:ascii="Times New Roman" w:hAnsi="Times New Roman" w:cs="Times New Roman"/>
+                <w:b w:val="0"/>
                 <w:sz w:val="28"/>
                 <w:szCs w:val="28"/>
               </w:rPr>
+              <w:lastRenderedPageBreak/>
               <w:t>Роль</w:t>
             </w:r>
           </w:p>
@@ -1609,12 +1409,13 @@
           </w:tcPr>
           <w:p>
             <w:pPr>
-              <w:pStyle w:val="ac"/>
+              <w:pStyle w:val="a3"/>
               <w:spacing w:line="360" w:lineRule="auto"/>
               <w:ind w:firstLine="709"/>
               <w:jc w:val="both"/>
               <w:rPr>
                 <w:rFonts w:ascii="Times New Roman" w:hAnsi="Times New Roman" w:cs="Times New Roman"/>
+                <w:b w:val="0"/>
                 <w:sz w:val="28"/>
                 <w:szCs w:val="28"/>
               </w:rPr>
@@ -1622,6 +1423,7 @@
             <w:r>
               <w:rPr>
                 <w:rFonts w:ascii="Times New Roman" w:hAnsi="Times New Roman" w:cs="Times New Roman"/>
+                <w:b w:val="0"/>
                 <w:sz w:val="28"/>
                 <w:szCs w:val="28"/>
               </w:rPr>
@@ -1639,12 +1441,13 @@
           </w:tcPr>
           <w:p>
             <w:pPr>
-              <w:pStyle w:val="ac"/>
+              <w:pStyle w:val="a3"/>
               <w:spacing w:line="360" w:lineRule="auto"/>
               <w:ind w:firstLine="709"/>
               <w:jc w:val="both"/>
               <w:rPr>
                 <w:rFonts w:ascii="Times New Roman" w:hAnsi="Times New Roman" w:cs="Times New Roman"/>
+                <w:b w:val="0"/>
                 <w:sz w:val="28"/>
                 <w:szCs w:val="28"/>
               </w:rPr>
@@ -1652,6 +1455,7 @@
             <w:r>
               <w:rPr>
                 <w:rFonts w:ascii="Times New Roman" w:hAnsi="Times New Roman" w:cs="Times New Roman"/>
+                <w:b w:val="0"/>
                 <w:sz w:val="28"/>
                 <w:szCs w:val="28"/>
               </w:rPr>
@@ -1671,7 +1475,7 @@
           </w:tcPr>
           <w:p>
             <w:pPr>
-              <w:pStyle w:val="ab"/>
+              <w:pStyle w:val="a2"/>
               <w:spacing w:line="360" w:lineRule="auto"/>
               <w:ind w:firstLine="709"/>
               <w:jc w:val="both"/>
@@ -1683,8 +1487,9 @@
             </w:pPr>
             <w:r>
               <w:rPr>
-                <w:rStyle w:val="a6"/>
+                <w:rStyle w:val="Strong"/>
                 <w:rFonts w:ascii="Times New Roman" w:hAnsi="Times New Roman" w:cs="Times New Roman"/>
+                <w:b w:val="0"/>
                 <w:sz w:val="28"/>
                 <w:szCs w:val="28"/>
               </w:rPr>
@@ -1702,7 +1507,7 @@
           </w:tcPr>
           <w:p>
             <w:pPr>
-              <w:pStyle w:val="ab"/>
+              <w:pStyle w:val="a2"/>
               <w:spacing w:line="360" w:lineRule="auto"/>
               <w:ind w:firstLine="709"/>
               <w:jc w:val="both"/>
@@ -1732,7 +1537,7 @@
           </w:tcPr>
           <w:p>
             <w:pPr>
-              <w:pStyle w:val="ab"/>
+              <w:pStyle w:val="a2"/>
               <w:spacing w:line="360" w:lineRule="auto"/>
               <w:ind w:firstLine="709"/>
               <w:jc w:val="both"/>
@@ -1764,7 +1569,7 @@
           </w:tcPr>
           <w:p>
             <w:pPr>
-              <w:pStyle w:val="ab"/>
+              <w:pStyle w:val="a2"/>
               <w:spacing w:line="360" w:lineRule="auto"/>
               <w:ind w:firstLine="709"/>
               <w:jc w:val="both"/>
@@ -1776,8 +1581,9 @@
             </w:pPr>
             <w:r>
               <w:rPr>
-                <w:rStyle w:val="a6"/>
+                <w:rStyle w:val="Strong"/>
                 <w:rFonts w:ascii="Times New Roman" w:hAnsi="Times New Roman" w:cs="Times New Roman"/>
+                <w:b w:val="0"/>
                 <w:sz w:val="28"/>
                 <w:szCs w:val="28"/>
               </w:rPr>
@@ -1795,7 +1601,7 @@
           </w:tcPr>
           <w:p>
             <w:pPr>
-              <w:pStyle w:val="ab"/>
+              <w:pStyle w:val="a2"/>
               <w:spacing w:line="360" w:lineRule="auto"/>
               <w:ind w:firstLine="709"/>
               <w:jc w:val="both"/>
@@ -1825,7 +1631,7 @@
           </w:tcPr>
           <w:p>
             <w:pPr>
-              <w:pStyle w:val="ab"/>
+              <w:pStyle w:val="a2"/>
               <w:spacing w:line="360" w:lineRule="auto"/>
               <w:ind w:firstLine="709"/>
               <w:jc w:val="both"/>
@@ -1841,15 +1647,7 @@
                 <w:sz w:val="28"/>
                 <w:szCs w:val="28"/>
               </w:rPr>
-              <w:t>За полноту и корректность тре</w:t>
-            </w:r>
-            <w:r>
-              <w:rPr>
-                <w:rFonts w:ascii="Times New Roman" w:hAnsi="Times New Roman" w:cs="Times New Roman"/>
-                <w:sz w:val="28"/>
-                <w:szCs w:val="28"/>
-              </w:rPr>
-              <w:t>бований в ТЗ.</w:t>
+              <w:t>За полноту и корректность требований в ТЗ.</w:t>
             </w:r>
           </w:p>
         </w:tc>
@@ -1865,7 +1663,7 @@
           </w:tcPr>
           <w:p>
             <w:pPr>
-              <w:pStyle w:val="ab"/>
+              <w:pStyle w:val="a2"/>
               <w:spacing w:line="360" w:lineRule="auto"/>
               <w:ind w:firstLine="709"/>
               <w:jc w:val="both"/>
@@ -1877,8 +1675,9 @@
             </w:pPr>
             <w:r>
               <w:rPr>
-                <w:rStyle w:val="a6"/>
+                <w:rStyle w:val="Strong"/>
                 <w:rFonts w:ascii="Times New Roman" w:hAnsi="Times New Roman" w:cs="Times New Roman"/>
+                <w:b w:val="0"/>
                 <w:sz w:val="28"/>
                 <w:szCs w:val="28"/>
               </w:rPr>
@@ -1896,7 +1695,7 @@
           </w:tcPr>
           <w:p>
             <w:pPr>
-              <w:pStyle w:val="ab"/>
+              <w:pStyle w:val="a2"/>
               <w:spacing w:line="360" w:lineRule="auto"/>
               <w:ind w:firstLine="709"/>
               <w:jc w:val="both"/>
@@ -1926,7 +1725,7 @@
           </w:tcPr>
           <w:p>
             <w:pPr>
-              <w:pStyle w:val="ab"/>
+              <w:pStyle w:val="a2"/>
               <w:spacing w:line="360" w:lineRule="auto"/>
               <w:ind w:firstLine="709"/>
               <w:jc w:val="both"/>
@@ -1958,7 +1757,7 @@
           </w:tcPr>
           <w:p>
             <w:pPr>
-              <w:pStyle w:val="ab"/>
+              <w:pStyle w:val="a2"/>
               <w:spacing w:line="360" w:lineRule="auto"/>
               <w:ind w:firstLine="709"/>
               <w:jc w:val="both"/>
@@ -1970,8 +1769,9 @@
             </w:pPr>
             <w:r>
               <w:rPr>
-                <w:rStyle w:val="a6"/>
+                <w:rStyle w:val="Strong"/>
                 <w:rFonts w:ascii="Times New Roman" w:hAnsi="Times New Roman" w:cs="Times New Roman"/>
+                <w:b w:val="0"/>
                 <w:sz w:val="28"/>
                 <w:szCs w:val="28"/>
               </w:rPr>
@@ -1989,7 +1789,7 @@
           </w:tcPr>
           <w:p>
             <w:pPr>
-              <w:pStyle w:val="ab"/>
+              <w:pStyle w:val="a2"/>
               <w:spacing w:line="360" w:lineRule="auto"/>
               <w:ind w:firstLine="709"/>
               <w:jc w:val="both"/>
@@ -2005,25 +1805,7 @@
                 <w:sz w:val="28"/>
                 <w:szCs w:val="28"/>
               </w:rPr>
-              <w:t xml:space="preserve">Установка, настройка сервера, </w:t>
-            </w:r>
-            <w:proofErr w:type="spellStart"/>
-            <w:r>
-              <w:rPr>
-                <w:rFonts w:ascii="Times New Roman" w:hAnsi="Times New Roman" w:cs="Times New Roman"/>
-                <w:sz w:val="28"/>
-                <w:szCs w:val="28"/>
-              </w:rPr>
-              <w:t>бэкапы</w:t>
-            </w:r>
-            <w:proofErr w:type="spellEnd"/>
-            <w:r>
-              <w:rPr>
-                <w:rFonts w:ascii="Times New Roman" w:hAnsi="Times New Roman" w:cs="Times New Roman"/>
-                <w:sz w:val="28"/>
-                <w:szCs w:val="28"/>
-              </w:rPr>
-              <w:t>, управление доступом.</w:t>
+              <w:t>Установка, настройка сервера, бэкапы, управление доступом.</w:t>
             </w:r>
           </w:p>
         </w:tc>
@@ -2037,7 +1819,7 @@
           </w:tcPr>
           <w:p>
             <w:pPr>
-              <w:pStyle w:val="ab"/>
+              <w:pStyle w:val="a2"/>
               <w:spacing w:line="360" w:lineRule="auto"/>
               <w:ind w:firstLine="709"/>
               <w:jc w:val="both"/>
@@ -2069,7 +1851,7 @@
           </w:tcPr>
           <w:p>
             <w:pPr>
-              <w:pStyle w:val="ab"/>
+              <w:pStyle w:val="a2"/>
               <w:spacing w:line="360" w:lineRule="auto"/>
               <w:ind w:firstLine="709"/>
               <w:jc w:val="both"/>
@@ -2081,21 +1863,13 @@
             </w:pPr>
             <w:r>
               <w:rPr>
-                <w:rStyle w:val="a6"/>
+                <w:rStyle w:val="Strong"/>
                 <w:rFonts w:ascii="Times New Roman" w:hAnsi="Times New Roman" w:cs="Times New Roman"/>
+                <w:b w:val="0"/>
                 <w:sz w:val="28"/>
                 <w:szCs w:val="28"/>
               </w:rPr>
-              <w:t xml:space="preserve">Ключевой </w:t>
-            </w:r>
-            <w:r>
-              <w:rPr>
-                <w:rStyle w:val="a6"/>
-                <w:rFonts w:ascii="Times New Roman" w:hAnsi="Times New Roman" w:cs="Times New Roman"/>
-                <w:sz w:val="28"/>
-                <w:szCs w:val="28"/>
-              </w:rPr>
-              <w:t>пользователь</w:t>
+              <w:t>Ключевой пользователь</w:t>
             </w:r>
           </w:p>
         </w:tc>
@@ -2109,7 +1883,7 @@
           </w:tcPr>
           <w:p>
             <w:pPr>
-              <w:pStyle w:val="ab"/>
+              <w:pStyle w:val="a2"/>
               <w:spacing w:line="360" w:lineRule="auto"/>
               <w:ind w:firstLine="709"/>
               <w:jc w:val="both"/>
@@ -2139,7 +1913,7 @@
           </w:tcPr>
           <w:p>
             <w:pPr>
-              <w:pStyle w:val="ab"/>
+              <w:pStyle w:val="a2"/>
               <w:spacing w:line="360" w:lineRule="auto"/>
               <w:ind w:firstLine="709"/>
               <w:jc w:val="both"/>
@@ -2171,7 +1945,7 @@
           </w:tcPr>
           <w:p>
             <w:pPr>
-              <w:pStyle w:val="ab"/>
+              <w:pStyle w:val="a2"/>
               <w:spacing w:line="360" w:lineRule="auto"/>
               <w:ind w:firstLine="709"/>
               <w:jc w:val="both"/>
@@ -2183,8 +1957,9 @@
             </w:pPr>
             <w:r>
               <w:rPr>
-                <w:rStyle w:val="a6"/>
+                <w:rStyle w:val="Strong"/>
                 <w:rFonts w:ascii="Times New Roman" w:hAnsi="Times New Roman" w:cs="Times New Roman"/>
+                <w:b w:val="0"/>
                 <w:sz w:val="28"/>
                 <w:szCs w:val="28"/>
               </w:rPr>
@@ -2202,7 +1977,7 @@
           </w:tcPr>
           <w:p>
             <w:pPr>
-              <w:pStyle w:val="ab"/>
+              <w:pStyle w:val="a2"/>
               <w:spacing w:line="360" w:lineRule="auto"/>
               <w:ind w:firstLine="709"/>
               <w:jc w:val="both"/>
@@ -2232,7 +2007,7 @@
           </w:tcPr>
           <w:p>
             <w:pPr>
-              <w:pStyle w:val="ab"/>
+              <w:pStyle w:val="a2"/>
               <w:spacing w:line="360" w:lineRule="auto"/>
               <w:ind w:firstLine="709"/>
               <w:jc w:val="both"/>
@@ -2248,15 +2023,7 @@
                 <w:sz w:val="28"/>
                 <w:szCs w:val="28"/>
               </w:rPr>
-              <w:t>За организационное внедрение и мотивацию п</w:t>
-            </w:r>
-            <w:r>
-              <w:rPr>
-                <w:rFonts w:ascii="Times New Roman" w:hAnsi="Times New Roman" w:cs="Times New Roman"/>
-                <w:sz w:val="28"/>
-                <w:szCs w:val="28"/>
-              </w:rPr>
-              <w:t>ерсонала.</w:t>
+              <w:t>За организационное внедрение и мотивацию персонала.</w:t>
             </w:r>
           </w:p>
         </w:tc>
@@ -2264,7 +2031,7 @@
     </w:tbl>
     <w:p>
       <w:pPr>
-        <w:pStyle w:val="a1"/>
+        <w:pStyle w:val="BodyText"/>
         <w:spacing w:line="360" w:lineRule="auto"/>
         <w:ind w:firstLine="709"/>
         <w:jc w:val="both"/>
@@ -2277,18 +2044,20 @@
     </w:p>
     <w:p>
       <w:pPr>
-        <w:pStyle w:val="3"/>
+        <w:pStyle w:val="Heading3"/>
         <w:spacing w:line="360" w:lineRule="auto"/>
         <w:ind w:firstLine="709"/>
         <w:jc w:val="both"/>
         <w:rPr>
           <w:rFonts w:ascii="Times New Roman" w:hAnsi="Times New Roman" w:cs="Times New Roman"/>
-          <w:color w:val="0F1115"/>
-        </w:rPr>
-      </w:pPr>
-      <w:r>
-        <w:rPr>
-          <w:rFonts w:ascii="Times New Roman" w:hAnsi="Times New Roman" w:cs="Times New Roman"/>
+          <w:b w:val="0"/>
+          <w:color w:val="0F1115"/>
+        </w:rPr>
+      </w:pPr>
+      <w:r>
+        <w:rPr>
+          <w:rFonts w:ascii="Times New Roman" w:hAnsi="Times New Roman" w:cs="Times New Roman"/>
+          <w:b w:val="0"/>
           <w:color w:val="0F1115"/>
         </w:rPr>
         <w:t>5. Анализ взаимодействия участников</w:t>
@@ -2296,7 +2065,7 @@
     </w:p>
     <w:p>
       <w:pPr>
-        <w:pStyle w:val="a1"/>
+        <w:pStyle w:val="BodyText"/>
         <w:spacing w:before="240" w:after="240" w:line="360" w:lineRule="auto"/>
         <w:ind w:firstLine="709"/>
         <w:jc w:val="both"/>
@@ -2319,7 +2088,7 @@
     </w:p>
     <w:p>
       <w:pPr>
-        <w:pStyle w:val="a1"/>
+        <w:pStyle w:val="BodyText"/>
         <w:numPr>
           <w:ilvl w:val="0"/>
           <w:numId w:val="10"/>
@@ -2338,8 +2107,9 @@
       </w:pPr>
       <w:r>
         <w:rPr>
-          <w:rStyle w:val="a6"/>
-          <w:rFonts w:ascii="Times New Roman" w:hAnsi="Times New Roman" w:cs="Times New Roman"/>
+          <w:rStyle w:val="Strong"/>
+          <w:rFonts w:ascii="Times New Roman" w:hAnsi="Times New Roman" w:cs="Times New Roman"/>
+          <w:b w:val="0"/>
           <w:color w:val="0F1115"/>
           <w:sz w:val="28"/>
           <w:szCs w:val="28"/>
@@ -2349,7 +2119,7 @@
     </w:p>
     <w:p>
       <w:pPr>
-        <w:pStyle w:val="a1"/>
+        <w:pStyle w:val="BodyText"/>
         <w:numPr>
           <w:ilvl w:val="1"/>
           <w:numId w:val="10"/>
@@ -2368,8 +2138,9 @@
       </w:pPr>
       <w:r>
         <w:rPr>
-          <w:rStyle w:val="a6"/>
-          <w:rFonts w:ascii="Times New Roman" w:hAnsi="Times New Roman" w:cs="Times New Roman"/>
+          <w:rStyle w:val="Strong"/>
+          <w:rFonts w:ascii="Times New Roman" w:hAnsi="Times New Roman" w:cs="Times New Roman"/>
+          <w:b w:val="0"/>
           <w:color w:val="0F1115"/>
           <w:sz w:val="28"/>
           <w:szCs w:val="28"/>
@@ -2384,21 +2155,13 @@
           <w:sz w:val="28"/>
           <w:szCs w:val="28"/>
         </w:rPr>
-        <w:t xml:space="preserve">является главным лицом со стороны разработчика. Ему подчиняются аналитик и разработчик. Он </w:t>
-      </w:r>
-      <w:r>
-        <w:rPr>
-          <w:rFonts w:ascii="Times New Roman" w:hAnsi="Times New Roman" w:cs="Times New Roman"/>
-          <w:color w:val="0F1115"/>
-          <w:sz w:val="28"/>
-          <w:szCs w:val="28"/>
-        </w:rPr>
-        <w:t>отчитывается перед </w:t>
-      </w:r>
-      <w:r>
-        <w:rPr>
-          <w:rStyle w:val="a6"/>
-          <w:rFonts w:ascii="Times New Roman" w:hAnsi="Times New Roman" w:cs="Times New Roman"/>
+        <w:t>является главным лицом со стороны разработчика. Ему подчиняются аналитик и разработчик. Он отчитывается перед </w:t>
+      </w:r>
+      <w:r>
+        <w:rPr>
+          <w:rStyle w:val="Strong"/>
+          <w:rFonts w:ascii="Times New Roman" w:hAnsi="Times New Roman" w:cs="Times New Roman"/>
+          <w:b w:val="0"/>
           <w:color w:val="0F1115"/>
           <w:sz w:val="28"/>
           <w:szCs w:val="28"/>
@@ -2417,7 +2180,7 @@
     </w:p>
     <w:p>
       <w:pPr>
-        <w:pStyle w:val="a1"/>
+        <w:pStyle w:val="BodyText"/>
         <w:numPr>
           <w:ilvl w:val="1"/>
           <w:numId w:val="10"/>
@@ -2436,8 +2199,9 @@
       </w:pPr>
       <w:r>
         <w:rPr>
-          <w:rStyle w:val="a6"/>
-          <w:rFonts w:ascii="Times New Roman" w:hAnsi="Times New Roman" w:cs="Times New Roman"/>
+          <w:rStyle w:val="Strong"/>
+          <w:rFonts w:ascii="Times New Roman" w:hAnsi="Times New Roman" w:cs="Times New Roman"/>
+          <w:b w:val="0"/>
           <w:color w:val="0F1115"/>
           <w:sz w:val="28"/>
           <w:szCs w:val="28"/>
@@ -2455,8 +2219,9 @@
       </w:r>
       <w:r>
         <w:rPr>
-          <w:rStyle w:val="a6"/>
-          <w:rFonts w:ascii="Times New Roman" w:hAnsi="Times New Roman" w:cs="Times New Roman"/>
+          <w:rStyle w:val="Strong"/>
+          <w:rFonts w:ascii="Times New Roman" w:hAnsi="Times New Roman" w:cs="Times New Roman"/>
+          <w:b w:val="0"/>
           <w:color w:val="0F1115"/>
           <w:sz w:val="28"/>
           <w:szCs w:val="28"/>
@@ -2475,7 +2240,7 @@
     </w:p>
     <w:p>
       <w:pPr>
-        <w:pStyle w:val="a1"/>
+        <w:pStyle w:val="BodyText"/>
         <w:numPr>
           <w:ilvl w:val="0"/>
           <w:numId w:val="10"/>
@@ -2494,8 +2259,9 @@
       </w:pPr>
       <w:r>
         <w:rPr>
-          <w:rStyle w:val="a6"/>
-          <w:rFonts w:ascii="Times New Roman" w:hAnsi="Times New Roman" w:cs="Times New Roman"/>
+          <w:rStyle w:val="Strong"/>
+          <w:rFonts w:ascii="Times New Roman" w:hAnsi="Times New Roman" w:cs="Times New Roman"/>
+          <w:b w:val="0"/>
           <w:color w:val="0F1115"/>
           <w:sz w:val="28"/>
           <w:szCs w:val="28"/>
@@ -2505,7 +2271,7 @@
     </w:p>
     <w:p>
       <w:pPr>
-        <w:pStyle w:val="a1"/>
+        <w:pStyle w:val="BodyText"/>
         <w:numPr>
           <w:ilvl w:val="1"/>
           <w:numId w:val="10"/>
@@ -2524,23 +2290,14 @@
       </w:pPr>
       <w:r>
         <w:rPr>
-          <w:rStyle w:val="a6"/>
-          <w:rFonts w:ascii="Times New Roman" w:hAnsi="Times New Roman" w:cs="Times New Roman"/>
-          <w:color w:val="0F1115"/>
-          <w:sz w:val="28"/>
-          <w:szCs w:val="28"/>
-        </w:rPr>
-        <w:t>Системный</w:t>
-      </w:r>
-      <w:r>
-        <w:rPr>
-          <w:rStyle w:val="a6"/>
-          <w:rFonts w:ascii="Times New Roman" w:hAnsi="Times New Roman" w:cs="Times New Roman"/>
-          <w:color w:val="0F1115"/>
-          <w:sz w:val="28"/>
-          <w:szCs w:val="28"/>
-        </w:rPr>
-        <w:t xml:space="preserve"> аналитик</w:t>
+          <w:rStyle w:val="Strong"/>
+          <w:rFonts w:ascii="Times New Roman" w:hAnsi="Times New Roman" w:cs="Times New Roman"/>
+          <w:b w:val="0"/>
+          <w:color w:val="0F1115"/>
+          <w:sz w:val="28"/>
+          <w:szCs w:val="28"/>
+        </w:rPr>
+        <w:t>Системный аналитик</w:t>
       </w:r>
       <w:r>
         <w:rPr>
@@ -2553,8 +2310,9 @@
       </w:r>
       <w:r>
         <w:rPr>
-          <w:rStyle w:val="a6"/>
-          <w:rFonts w:ascii="Times New Roman" w:hAnsi="Times New Roman" w:cs="Times New Roman"/>
+          <w:rStyle w:val="Strong"/>
+          <w:rFonts w:ascii="Times New Roman" w:hAnsi="Times New Roman" w:cs="Times New Roman"/>
+          <w:b w:val="0"/>
           <w:color w:val="0F1115"/>
           <w:sz w:val="28"/>
           <w:szCs w:val="28"/>
@@ -2572,29 +2330,19 @@
       </w:r>
       <w:r>
         <w:rPr>
-          <w:rStyle w:val="a6"/>
-          <w:rFonts w:ascii="Times New Roman" w:hAnsi="Times New Roman" w:cs="Times New Roman"/>
-          <w:color w:val="0F1115"/>
-          <w:sz w:val="28"/>
-          <w:szCs w:val="28"/>
-        </w:rPr>
-        <w:t>Разработчиком</w:t>
-      </w:r>
-      <w:r>
-        <w:rPr>
-          <w:rStyle w:val="a6"/>
-          <w:rFonts w:ascii="Times New Roman" w:hAnsi="Times New Roman" w:cs="Times New Roman"/>
-          <w:b w:val="0"/>
-          <w:color w:val="0F1115"/>
-          <w:sz w:val="28"/>
-          <w:szCs w:val="28"/>
-        </w:rPr>
-        <w:t>.</w:t>
-      </w:r>
-    </w:p>
-    <w:p>
-      <w:pPr>
-        <w:pStyle w:val="a1"/>
+          <w:rStyle w:val="Strong"/>
+          <w:rFonts w:ascii="Times New Roman" w:hAnsi="Times New Roman" w:cs="Times New Roman"/>
+          <w:b w:val="0"/>
+          <w:color w:val="0F1115"/>
+          <w:sz w:val="28"/>
+          <w:szCs w:val="28"/>
+        </w:rPr>
+        <w:t>Разработчиком.</w:t>
+      </w:r>
+    </w:p>
+    <w:p>
+      <w:pPr>
+        <w:pStyle w:val="BodyText"/>
         <w:numPr>
           <w:ilvl w:val="1"/>
           <w:numId w:val="10"/>
@@ -2613,8 +2361,9 @@
       </w:pPr>
       <w:r>
         <w:rPr>
-          <w:rStyle w:val="a6"/>
-          <w:rFonts w:ascii="Times New Roman" w:hAnsi="Times New Roman" w:cs="Times New Roman"/>
+          <w:rStyle w:val="Strong"/>
+          <w:rFonts w:ascii="Times New Roman" w:hAnsi="Times New Roman" w:cs="Times New Roman"/>
+          <w:b w:val="0"/>
           <w:color w:val="0F1115"/>
           <w:sz w:val="28"/>
           <w:szCs w:val="28"/>
@@ -2632,8 +2381,9 @@
       </w:r>
       <w:r>
         <w:rPr>
-          <w:rStyle w:val="a6"/>
-          <w:rFonts w:ascii="Times New Roman" w:hAnsi="Times New Roman" w:cs="Times New Roman"/>
+          <w:rStyle w:val="Strong"/>
+          <w:rFonts w:ascii="Times New Roman" w:hAnsi="Times New Roman" w:cs="Times New Roman"/>
+          <w:b w:val="0"/>
           <w:color w:val="0F1115"/>
           <w:sz w:val="28"/>
           <w:szCs w:val="28"/>
@@ -2647,21 +2397,12 @@
           <w:sz w:val="28"/>
           <w:szCs w:val="28"/>
         </w:rPr>
-        <w:t xml:space="preserve"> для установки на сервер заказчика. При возникновении ошибок, связанных с окружением, они взаимодействуют для </w:t>
-      </w:r>
-      <w:r>
-        <w:rPr>
-          <w:rFonts w:ascii="Times New Roman" w:hAnsi="Times New Roman" w:cs="Times New Roman"/>
-          <w:color w:val="0F1115"/>
-          <w:sz w:val="28"/>
-          <w:szCs w:val="28"/>
-        </w:rPr>
-        <w:t>их устранения.</w:t>
-      </w:r>
-    </w:p>
-    <w:p>
-      <w:pPr>
-        <w:pStyle w:val="a1"/>
+        <w:t> для установки на сервер заказчика. При возникновении ошибок, связанных с окружением, они взаимодействуют для их устранения.</w:t>
+      </w:r>
+    </w:p>
+    <w:p>
+      <w:pPr>
+        <w:pStyle w:val="BodyText"/>
         <w:numPr>
           <w:ilvl w:val="1"/>
           <w:numId w:val="10"/>
@@ -2680,8 +2421,9 @@
       </w:pPr>
       <w:r>
         <w:rPr>
-          <w:rStyle w:val="a6"/>
-          <w:rFonts w:ascii="Times New Roman" w:hAnsi="Times New Roman" w:cs="Times New Roman"/>
+          <w:rStyle w:val="Strong"/>
+          <w:rFonts w:ascii="Times New Roman" w:hAnsi="Times New Roman" w:cs="Times New Roman"/>
+          <w:b w:val="0"/>
           <w:color w:val="0F1115"/>
           <w:sz w:val="28"/>
           <w:szCs w:val="28"/>
@@ -2699,8 +2441,9 @@
       </w:r>
       <w:r>
         <w:rPr>
-          <w:rStyle w:val="a6"/>
-          <w:rFonts w:ascii="Times New Roman" w:hAnsi="Times New Roman" w:cs="Times New Roman"/>
+          <w:rStyle w:val="Strong"/>
+          <w:rFonts w:ascii="Times New Roman" w:hAnsi="Times New Roman" w:cs="Times New Roman"/>
+          <w:b w:val="0"/>
           <w:color w:val="0F1115"/>
           <w:sz w:val="28"/>
           <w:szCs w:val="28"/>
@@ -2718,8 +2461,9 @@
       </w:r>
       <w:r>
         <w:rPr>
-          <w:rStyle w:val="a6"/>
-          <w:rFonts w:ascii="Times New Roman" w:hAnsi="Times New Roman" w:cs="Times New Roman"/>
+          <w:rStyle w:val="Strong"/>
+          <w:rFonts w:ascii="Times New Roman" w:hAnsi="Times New Roman" w:cs="Times New Roman"/>
+          <w:b w:val="0"/>
           <w:color w:val="0F1115"/>
           <w:sz w:val="28"/>
           <w:szCs w:val="28"/>
@@ -2738,7 +2482,7 @@
     </w:p>
     <w:p>
       <w:pPr>
-        <w:pStyle w:val="a1"/>
+        <w:pStyle w:val="BodyText"/>
         <w:spacing w:line="360" w:lineRule="auto"/>
         <w:ind w:firstLine="709"/>
         <w:jc w:val="both"/>
@@ -2750,8 +2494,9 @@
       </w:pPr>
       <w:r>
         <w:rPr>
-          <w:rStyle w:val="a6"/>
-          <w:rFonts w:ascii="Times New Roman" w:hAnsi="Times New Roman" w:cs="Times New Roman"/>
+          <w:rStyle w:val="Strong"/>
+          <w:rFonts w:ascii="Times New Roman" w:hAnsi="Times New Roman" w:cs="Times New Roman"/>
+          <w:b w:val="0"/>
           <w:color w:val="0F1115"/>
           <w:sz w:val="28"/>
           <w:szCs w:val="28"/>
@@ -2761,7 +2506,7 @@
     </w:p>
     <w:p>
       <w:pPr>
-        <w:pStyle w:val="a1"/>
+        <w:pStyle w:val="BodyText"/>
         <w:numPr>
           <w:ilvl w:val="0"/>
           <w:numId w:val="11"/>
@@ -2786,21 +2531,12 @@
           <w:sz w:val="28"/>
           <w:szCs w:val="28"/>
         </w:rPr>
-        <w:t>Команда разработчика работает как единый механиз</w:t>
-      </w:r>
-      <w:r>
-        <w:rPr>
-          <w:rFonts w:ascii="Times New Roman" w:hAnsi="Times New Roman" w:cs="Times New Roman"/>
-          <w:color w:val="0F1115"/>
-          <w:sz w:val="28"/>
-          <w:szCs w:val="28"/>
-        </w:rPr>
-        <w:t>м.</w:t>
-      </w:r>
-    </w:p>
-    <w:p>
-      <w:pPr>
-        <w:pStyle w:val="a1"/>
+        <w:t>Команда разработчика работает как единый механизм.</w:t>
+      </w:r>
+    </w:p>
+    <w:p>
+      <w:pPr>
+        <w:pStyle w:val="BodyText"/>
         <w:numPr>
           <w:ilvl w:val="0"/>
           <w:numId w:val="11"/>
@@ -2830,7 +2566,7 @@
     </w:p>
     <w:p>
       <w:pPr>
-        <w:pStyle w:val="a1"/>
+        <w:pStyle w:val="BodyText"/>
         <w:numPr>
           <w:ilvl w:val="0"/>
           <w:numId w:val="11"/>
@@ -2860,7 +2596,7 @@
     </w:p>
     <w:p>
       <w:pPr>
-        <w:pStyle w:val="a1"/>
+        <w:pStyle w:val="BodyText"/>
         <w:spacing w:after="0" w:line="360" w:lineRule="auto"/>
         <w:ind w:firstLine="709"/>
         <w:jc w:val="both"/>
@@ -2874,18 +2610,20 @@
     </w:p>
     <w:p>
       <w:pPr>
-        <w:pStyle w:val="3"/>
+        <w:pStyle w:val="Heading3"/>
         <w:spacing w:before="0" w:after="0" w:line="360" w:lineRule="auto"/>
         <w:ind w:firstLine="709"/>
         <w:jc w:val="both"/>
         <w:rPr>
           <w:rFonts w:ascii="Times New Roman" w:hAnsi="Times New Roman" w:cs="Times New Roman"/>
-          <w:color w:val="0F1115"/>
-        </w:rPr>
-      </w:pPr>
-      <w:r>
-        <w:rPr>
-          <w:rFonts w:ascii="Times New Roman" w:hAnsi="Times New Roman" w:cs="Times New Roman"/>
+          <w:b w:val="0"/>
+          <w:color w:val="0F1115"/>
+        </w:rPr>
+      </w:pPr>
+      <w:r>
+        <w:rPr>
+          <w:rFonts w:ascii="Times New Roman" w:hAnsi="Times New Roman" w:cs="Times New Roman"/>
+          <w:b w:val="0"/>
           <w:color w:val="0F1115"/>
         </w:rPr>
         <w:t>6. Выводы</w:t>
@@ -2893,7 +2631,7 @@
     </w:p>
     <w:p>
       <w:pPr>
-        <w:pStyle w:val="a1"/>
+        <w:pStyle w:val="BodyText"/>
         <w:spacing w:before="240" w:after="240" w:line="360" w:lineRule="auto"/>
         <w:ind w:firstLine="709"/>
         <w:jc w:val="both"/>
@@ -2906,8 +2644,9 @@
       </w:pPr>
       <w:r>
         <w:rPr>
-          <w:rStyle w:val="a6"/>
-          <w:rFonts w:ascii="Times New Roman" w:hAnsi="Times New Roman" w:cs="Times New Roman"/>
+          <w:rStyle w:val="Strong"/>
+          <w:rFonts w:ascii="Times New Roman" w:hAnsi="Times New Roman" w:cs="Times New Roman"/>
+          <w:b w:val="0"/>
           <w:color w:val="0F1115"/>
           <w:sz w:val="28"/>
           <w:szCs w:val="28"/>
@@ -2917,7 +2656,7 @@
     </w:p>
     <w:p>
       <w:pPr>
-        <w:pStyle w:val="a1"/>
+        <w:pStyle w:val="BodyText"/>
         <w:spacing w:before="240" w:after="240" w:line="360" w:lineRule="auto"/>
         <w:ind w:firstLine="709"/>
         <w:jc w:val="both"/>
@@ -2935,21 +2674,12 @@
           <w:sz w:val="28"/>
           <w:szCs w:val="28"/>
         </w:rPr>
-        <w:t>Четкое распределение ролей и</w:t>
-      </w:r>
-      <w:r>
-        <w:rPr>
-          <w:rFonts w:ascii="Times New Roman" w:hAnsi="Times New Roman" w:cs="Times New Roman"/>
-          <w:color w:val="0F1115"/>
-          <w:sz w:val="28"/>
-          <w:szCs w:val="28"/>
-        </w:rPr>
-        <w:t xml:space="preserve"> ответственности является критически важным фактором успеха внедрения информационной системы. Без него возникают следующие риски:</w:t>
-      </w:r>
-    </w:p>
-    <w:p>
-      <w:pPr>
-        <w:pStyle w:val="a1"/>
+        <w:t>Четкое распределение ролей и ответственности является критически важным фактором успеха внедрения информационной системы. Без него возникают следующие риски:</w:t>
+      </w:r>
+    </w:p>
+    <w:p>
+      <w:pPr>
+        <w:pStyle w:val="BodyText"/>
         <w:numPr>
           <w:ilvl w:val="0"/>
           <w:numId w:val="12"/>
@@ -2969,8 +2699,9 @@
       </w:pPr>
       <w:r>
         <w:rPr>
-          <w:rStyle w:val="a6"/>
-          <w:rFonts w:ascii="Times New Roman" w:hAnsi="Times New Roman" w:cs="Times New Roman"/>
+          <w:rStyle w:val="Strong"/>
+          <w:rFonts w:ascii="Times New Roman" w:hAnsi="Times New Roman" w:cs="Times New Roman"/>
+          <w:b w:val="0"/>
           <w:color w:val="0F1115"/>
           <w:sz w:val="28"/>
           <w:szCs w:val="28"/>
@@ -2989,7 +2720,7 @@
     </w:p>
     <w:p>
       <w:pPr>
-        <w:pStyle w:val="a1"/>
+        <w:pStyle w:val="BodyText"/>
         <w:numPr>
           <w:ilvl w:val="0"/>
           <w:numId w:val="12"/>
@@ -3009,8 +2740,9 @@
       </w:pPr>
       <w:r>
         <w:rPr>
-          <w:rStyle w:val="a6"/>
-          <w:rFonts w:ascii="Times New Roman" w:hAnsi="Times New Roman" w:cs="Times New Roman"/>
+          <w:rStyle w:val="Strong"/>
+          <w:rFonts w:ascii="Times New Roman" w:hAnsi="Times New Roman" w:cs="Times New Roman"/>
+          <w:b w:val="0"/>
           <w:color w:val="0F1115"/>
           <w:sz w:val="28"/>
           <w:szCs w:val="28"/>
@@ -3025,21 +2757,12 @@
           <w:sz w:val="28"/>
           <w:szCs w:val="28"/>
         </w:rPr>
-        <w:t> Отсутствие единого ли</w:t>
-      </w:r>
-      <w:r>
-        <w:rPr>
-          <w:rFonts w:ascii="Times New Roman" w:hAnsi="Times New Roman" w:cs="Times New Roman"/>
-          <w:color w:val="0F1115"/>
-          <w:sz w:val="28"/>
-          <w:szCs w:val="28"/>
-        </w:rPr>
-        <w:t>ца, принимающего решения со стороны заказчика, может привести к бесконечным правкам.</w:t>
-      </w:r>
-    </w:p>
-    <w:p>
-      <w:pPr>
-        <w:pStyle w:val="a1"/>
+        <w:t> Отсутствие единого лица, принимающего решения со стороны заказчика, может привести к бесконечным правкам.</w:t>
+      </w:r>
+    </w:p>
+    <w:p>
+      <w:pPr>
+        <w:pStyle w:val="BodyText"/>
         <w:numPr>
           <w:ilvl w:val="0"/>
           <w:numId w:val="12"/>
@@ -3059,8 +2782,9 @@
       </w:pPr>
       <w:r>
         <w:rPr>
-          <w:rStyle w:val="a6"/>
-          <w:rFonts w:ascii="Times New Roman" w:hAnsi="Times New Roman" w:cs="Times New Roman"/>
+          <w:rStyle w:val="Strong"/>
+          <w:rFonts w:ascii="Times New Roman" w:hAnsi="Times New Roman" w:cs="Times New Roman"/>
+          <w:b w:val="0"/>
           <w:color w:val="0F1115"/>
           <w:sz w:val="28"/>
           <w:szCs w:val="28"/>
@@ -3079,7 +2803,7 @@
     </w:p>
     <w:p>
       <w:pPr>
-        <w:pStyle w:val="a1"/>
+        <w:pStyle w:val="BodyText"/>
         <w:spacing w:before="240" w:after="240" w:line="360" w:lineRule="auto"/>
         <w:ind w:firstLine="709"/>
         <w:jc w:val="both"/>
@@ -3102,7 +2826,7 @@
     </w:p>
     <w:p>
       <w:pPr>
-        <w:pStyle w:val="a1"/>
+        <w:pStyle w:val="BodyText"/>
         <w:numPr>
           <w:ilvl w:val="0"/>
           <w:numId w:val="13"/>
@@ -3132,7 +2856,7 @@
     </w:p>
     <w:p>
       <w:pPr>
-        <w:pStyle w:val="a1"/>
+        <w:pStyle w:val="BodyText"/>
         <w:numPr>
           <w:ilvl w:val="0"/>
           <w:numId w:val="13"/>
@@ -3162,7 +2886,7 @@
     </w:p>
     <w:p>
       <w:pPr>
-        <w:pStyle w:val="a1"/>
+        <w:pStyle w:val="BodyText"/>
         <w:numPr>
           <w:ilvl w:val="0"/>
           <w:numId w:val="13"/>
@@ -3192,7 +2916,7 @@
     </w:p>
     <w:p>
       <w:pPr>
-        <w:pStyle w:val="a1"/>
+        <w:pStyle w:val="BodyText"/>
         <w:numPr>
           <w:ilvl w:val="0"/>
           <w:numId w:val="13"/>
@@ -3217,32 +2941,12 @@
           <w:sz w:val="28"/>
           <w:szCs w:val="28"/>
         </w:rPr>
-        <w:t xml:space="preserve">Гарантировать, что система </w:t>
-      </w:r>
-      <w:proofErr w:type="gramStart"/>
-      <w:r>
-        <w:rPr>
-          <w:rFonts w:ascii="Times New Roman" w:hAnsi="Times New Roman" w:cs="Times New Roman"/>
-          <w:color w:val="0F1115"/>
-          <w:sz w:val="28"/>
-          <w:szCs w:val="28"/>
-        </w:rPr>
-        <w:t>будет</w:t>
-      </w:r>
-      <w:proofErr w:type="gramEnd"/>
-      <w:r>
-        <w:rPr>
-          <w:rFonts w:ascii="Times New Roman" w:hAnsi="Times New Roman" w:cs="Times New Roman"/>
-          <w:color w:val="0F1115"/>
-          <w:sz w:val="28"/>
-          <w:szCs w:val="28"/>
-        </w:rPr>
-        <w:t xml:space="preserve"> не только технически исправна, но и реально удобна и полезна для конечных пользователей.</w:t>
-      </w:r>
-    </w:p>
-    <w:p>
-      <w:pPr>
-        <w:pStyle w:val="a1"/>
+        <w:t>Гарантировать, что система будет не только технически исправна, но и реально удобна и полезна для конечных пользователей.</w:t>
+      </w:r>
+    </w:p>
+    <w:p>
+      <w:pPr>
+        <w:pStyle w:val="BodyText"/>
         <w:spacing w:after="0" w:line="360" w:lineRule="auto"/>
         <w:ind w:firstLine="709"/>
         <w:jc w:val="both"/>
@@ -3254,9 +2958,12 @@
         </w:rPr>
       </w:pPr>
     </w:p>
-    <w:p>
-      <w:pPr>
-        <w:pStyle w:val="a1"/>
+    <w:bookmarkEnd w:id="0"/>
+    <w:p>
+      <w:pPr>
+        <w:pStyle w:val="BodyText"/>
+        <w:spacing w:line="360" w:lineRule="auto"/>
+        <w:ind w:firstLine="709"/>
         <w:jc w:val="both"/>
         <w:rPr>
           <w:rFonts w:ascii="Times New Roman" w:hAnsi="Times New Roman"/>
@@ -5234,14 +4941,14 @@
     <w:lsdException w:name="Bibliography" w:uiPriority="37"/>
     <w:lsdException w:name="TOC Heading" w:uiPriority="39" w:qFormat="1"/>
   </w:latentStyles>
-  <w:style w:type="paragraph" w:default="1" w:styleId="a">
+  <w:style w:type="paragraph" w:default="1" w:styleId="Normal">
     <w:name w:val="Normal"/>
     <w:qFormat/>
   </w:style>
-  <w:style w:type="paragraph" w:styleId="3">
+  <w:style w:type="paragraph" w:styleId="Heading3">
     <w:name w:val="heading 3"/>
-    <w:basedOn w:val="a0"/>
-    <w:next w:val="a1"/>
+    <w:basedOn w:val="a"/>
+    <w:next w:val="BodyText"/>
     <w:qFormat/>
     <w:pPr>
       <w:spacing w:before="140"/>
@@ -5253,13 +4960,13 @@
       <w:bCs/>
     </w:rPr>
   </w:style>
-  <w:style w:type="character" w:default="1" w:styleId="a2">
+  <w:style w:type="character" w:default="1" w:styleId="DefaultParagraphFont">
     <w:name w:val="Default Paragraph Font"/>
     <w:uiPriority w:val="1"/>
     <w:semiHidden/>
     <w:unhideWhenUsed/>
   </w:style>
-  <w:style w:type="table" w:default="1" w:styleId="a3">
+  <w:style w:type="table" w:default="1" w:styleId="TableNormal">
     <w:name w:val="Normal Table"/>
     <w:uiPriority w:val="99"/>
     <w:semiHidden/>
@@ -5274,20 +4981,20 @@
       </w:tblCellMar>
     </w:tblPr>
   </w:style>
-  <w:style w:type="numbering" w:default="1" w:styleId="a4">
+  <w:style w:type="numbering" w:default="1" w:styleId="NoList">
     <w:name w:val="No List"/>
     <w:uiPriority w:val="99"/>
     <w:semiHidden/>
     <w:unhideWhenUsed/>
   </w:style>
-  <w:style w:type="character" w:customStyle="1" w:styleId="a5">
+  <w:style w:type="character" w:customStyle="1" w:styleId="a0">
     <w:name w:val="Маркеры"/>
     <w:qFormat/>
     <w:rPr>
       <w:rFonts w:ascii="OpenSymbol" w:eastAsia="OpenSymbol" w:hAnsi="OpenSymbol" w:cs="OpenSymbol"/>
     </w:rPr>
   </w:style>
-  <w:style w:type="character" w:styleId="a6">
+  <w:style w:type="character" w:styleId="Strong">
     <w:name w:val="Strong"/>
     <w:qFormat/>
     <w:rPr>
@@ -5295,14 +5002,14 @@
       <w:bCs/>
     </w:rPr>
   </w:style>
-  <w:style w:type="character" w:customStyle="1" w:styleId="a7">
+  <w:style w:type="character" w:customStyle="1" w:styleId="a1">
     <w:name w:val="Символ нумерации"/>
     <w:qFormat/>
   </w:style>
-  <w:style w:type="paragraph" w:customStyle="1" w:styleId="a0">
+  <w:style w:type="paragraph" w:customStyle="1" w:styleId="a">
     <w:name w:val="Заголовок"/>
-    <w:basedOn w:val="a"/>
-    <w:next w:val="a1"/>
+    <w:basedOn w:val="Normal"/>
+    <w:next w:val="BodyText"/>
     <w:qFormat/>
     <w:pPr>
       <w:keepNext/>
@@ -5314,20 +5021,20 @@
       <w:szCs w:val="28"/>
     </w:rPr>
   </w:style>
-  <w:style w:type="paragraph" w:styleId="a1">
+  <w:style w:type="paragraph" w:styleId="BodyText">
     <w:name w:val="Body Text"/>
-    <w:basedOn w:val="a"/>
+    <w:basedOn w:val="Normal"/>
     <w:pPr>
       <w:spacing w:after="140" w:line="276" w:lineRule="auto"/>
     </w:pPr>
   </w:style>
-  <w:style w:type="paragraph" w:styleId="a8">
+  <w:style w:type="paragraph" w:styleId="List">
     <w:name w:val="List"/>
-    <w:basedOn w:val="a1"/>
+    <w:basedOn w:val="BodyText"/>
   </w:style>
-  <w:style w:type="paragraph" w:styleId="a9">
+  <w:style w:type="paragraph" w:styleId="Caption">
     <w:name w:val="caption"/>
-    <w:basedOn w:val="a"/>
+    <w:basedOn w:val="Normal"/>
     <w:qFormat/>
     <w:pPr>
       <w:suppressLineNumbers/>
@@ -5338,26 +5045,26 @@
       <w:iCs/>
     </w:rPr>
   </w:style>
-  <w:style w:type="paragraph" w:styleId="aa">
+  <w:style w:type="paragraph" w:styleId="IndexHeading">
     <w:name w:val="index heading"/>
-    <w:basedOn w:val="a"/>
+    <w:basedOn w:val="Normal"/>
     <w:qFormat/>
     <w:pPr>
       <w:suppressLineNumbers/>
     </w:pPr>
   </w:style>
-  <w:style w:type="paragraph" w:customStyle="1" w:styleId="ab">
+  <w:style w:type="paragraph" w:customStyle="1" w:styleId="a2">
     <w:name w:val="Содержимое таблицы"/>
-    <w:basedOn w:val="a"/>
+    <w:basedOn w:val="Normal"/>
     <w:qFormat/>
     <w:pPr>
       <w:widowControl w:val="0"/>
       <w:suppressLineNumbers/>
     </w:pPr>
   </w:style>
-  <w:style w:type="paragraph" w:customStyle="1" w:styleId="ac">
+  <w:style w:type="paragraph" w:customStyle="1" w:styleId="a3">
     <w:name w:val="Заголовок таблицы"/>
-    <w:basedOn w:val="ab"/>
+    <w:basedOn w:val="a2"/>
     <w:qFormat/>
     <w:pPr>
       <w:jc w:val="center"/>
@@ -5527,14 +5234,14 @@
     <w:lsdException w:name="Bibliography" w:uiPriority="37"/>
     <w:lsdException w:name="TOC Heading" w:uiPriority="39" w:qFormat="1"/>
   </w:latentStyles>
-  <w:style w:type="paragraph" w:default="1" w:styleId="a">
+  <w:style w:type="paragraph" w:default="1" w:styleId="Normal">
     <w:name w:val="Normal"/>
     <w:qFormat/>
   </w:style>
-  <w:style w:type="paragraph" w:styleId="3">
+  <w:style w:type="paragraph" w:styleId="Heading3">
     <w:name w:val="heading 3"/>
-    <w:basedOn w:val="a0"/>
-    <w:next w:val="a1"/>
+    <w:basedOn w:val="a"/>
+    <w:next w:val="BodyText"/>
     <w:qFormat/>
     <w:pPr>
       <w:spacing w:before="140"/>
@@ -5546,13 +5253,13 @@
       <w:bCs/>
     </w:rPr>
   </w:style>
-  <w:style w:type="character" w:default="1" w:styleId="a2">
+  <w:style w:type="character" w:default="1" w:styleId="DefaultParagraphFont">
     <w:name w:val="Default Paragraph Font"/>
     <w:uiPriority w:val="1"/>
     <w:semiHidden/>
     <w:unhideWhenUsed/>
   </w:style>
-  <w:style w:type="table" w:default="1" w:styleId="a3">
+  <w:style w:type="table" w:default="1" w:styleId="TableNormal">
     <w:name w:val="Normal Table"/>
     <w:uiPriority w:val="99"/>
     <w:semiHidden/>
@@ -5567,20 +5274,20 @@
       </w:tblCellMar>
     </w:tblPr>
   </w:style>
-  <w:style w:type="numbering" w:default="1" w:styleId="a4">
+  <w:style w:type="numbering" w:default="1" w:styleId="NoList">
     <w:name w:val="No List"/>
     <w:uiPriority w:val="99"/>
     <w:semiHidden/>
     <w:unhideWhenUsed/>
   </w:style>
-  <w:style w:type="character" w:customStyle="1" w:styleId="a5">
+  <w:style w:type="character" w:customStyle="1" w:styleId="a0">
     <w:name w:val="Маркеры"/>
     <w:qFormat/>
     <w:rPr>
       <w:rFonts w:ascii="OpenSymbol" w:eastAsia="OpenSymbol" w:hAnsi="OpenSymbol" w:cs="OpenSymbol"/>
     </w:rPr>
   </w:style>
-  <w:style w:type="character" w:styleId="a6">
+  <w:style w:type="character" w:styleId="Strong">
     <w:name w:val="Strong"/>
     <w:qFormat/>
     <w:rPr>
@@ -5588,14 +5295,14 @@
       <w:bCs/>
     </w:rPr>
   </w:style>
-  <w:style w:type="character" w:customStyle="1" w:styleId="a7">
+  <w:style w:type="character" w:customStyle="1" w:styleId="a1">
     <w:name w:val="Символ нумерации"/>
     <w:qFormat/>
   </w:style>
-  <w:style w:type="paragraph" w:customStyle="1" w:styleId="a0">
+  <w:style w:type="paragraph" w:customStyle="1" w:styleId="a">
     <w:name w:val="Заголовок"/>
-    <w:basedOn w:val="a"/>
-    <w:next w:val="a1"/>
+    <w:basedOn w:val="Normal"/>
+    <w:next w:val="BodyText"/>
     <w:qFormat/>
     <w:pPr>
       <w:keepNext/>
@@ -5607,20 +5314,20 @@
       <w:szCs w:val="28"/>
     </w:rPr>
   </w:style>
-  <w:style w:type="paragraph" w:styleId="a1">
+  <w:style w:type="paragraph" w:styleId="BodyText">
     <w:name w:val="Body Text"/>
-    <w:basedOn w:val="a"/>
+    <w:basedOn w:val="Normal"/>
     <w:pPr>
       <w:spacing w:after="140" w:line="276" w:lineRule="auto"/>
     </w:pPr>
   </w:style>
-  <w:style w:type="paragraph" w:styleId="a8">
+  <w:style w:type="paragraph" w:styleId="List">
     <w:name w:val="List"/>
-    <w:basedOn w:val="a1"/>
+    <w:basedOn w:val="BodyText"/>
   </w:style>
-  <w:style w:type="paragraph" w:styleId="a9">
+  <w:style w:type="paragraph" w:styleId="Caption">
     <w:name w:val="caption"/>
-    <w:basedOn w:val="a"/>
+    <w:basedOn w:val="Normal"/>
     <w:qFormat/>
     <w:pPr>
       <w:suppressLineNumbers/>
@@ -5631,26 +5338,26 @@
       <w:iCs/>
     </w:rPr>
   </w:style>
-  <w:style w:type="paragraph" w:styleId="aa">
+  <w:style w:type="paragraph" w:styleId="IndexHeading">
     <w:name w:val="index heading"/>
-    <w:basedOn w:val="a"/>
+    <w:basedOn w:val="Normal"/>
     <w:qFormat/>
     <w:pPr>
       <w:suppressLineNumbers/>
     </w:pPr>
   </w:style>
-  <w:style w:type="paragraph" w:customStyle="1" w:styleId="ab">
+  <w:style w:type="paragraph" w:customStyle="1" w:styleId="a2">
     <w:name w:val="Содержимое таблицы"/>
-    <w:basedOn w:val="a"/>
+    <w:basedOn w:val="Normal"/>
     <w:qFormat/>
     <w:pPr>
       <w:widowControl w:val="0"/>
       <w:suppressLineNumbers/>
     </w:pPr>
   </w:style>
-  <w:style w:type="paragraph" w:customStyle="1" w:styleId="ac">
+  <w:style w:type="paragraph" w:customStyle="1" w:styleId="a3">
     <w:name w:val="Заголовок таблицы"/>
-    <w:basedOn w:val="ab"/>
+    <w:basedOn w:val="a2"/>
     <w:qFormat/>
     <w:pPr>
       <w:jc w:val="center"/>
